--- a/fouga/FOUGA_CM170_COLLECTE/FOUGA_CM170_Section_II_Utilisation_courante.docx
+++ b/fouga/FOUGA_CM170_COLLECTE/FOUGA_CM170_Section_II_Utilisation_courante.docx
@@ -494,7 +494,7 @@
           <w:sz w:val="22"/>
           <w:szCs w:val="22"/>
         </w:rPr>
-        <w:t xml:space="preserve">1 – Etat de la calotte du phare</w:t>
+        <w:t xml:space="preserve">1 - Etat de la calotte du phare</w:t>
       </w:r>
     </w:p>
     <w:p>
@@ -580,7 +580,7 @@
           <w:sz w:val="22"/>
           <w:szCs w:val="22"/>
         </w:rPr>
-        <w:t xml:space="preserve">2 – Fermeture capotage avant</w:t>
+        <w:t xml:space="preserve">2 - Fermeture capotage avant</w:t>
       </w:r>
     </w:p>
     <w:p>
@@ -684,7 +684,7 @@
           <w:sz w:val="22"/>
           <w:szCs w:val="22"/>
         </w:rPr>
-        <w:t xml:space="preserve">3 – Cache d’entrée d’air enlevé et état du couloir d’air</w:t>
+        <w:t xml:space="preserve">3 - Cache d’entrée d’air enlevé et état du couloir d’air</w:t>
       </w:r>
     </w:p>
     <w:p>
@@ -752,7 +752,7 @@
           <w:sz w:val="22"/>
           <w:szCs w:val="22"/>
         </w:rPr>
-        <w:t xml:space="preserve">4 – Demi-train droit : hauteur amortisseur (trois doigts minimum pour un avion ayant le plein complet carburant)</w:t>
+        <w:t xml:space="preserve">4 - Demi-train droit : hauteur amortisseur (trois doigts minimum pour un avion ayant le plein complet carburant)</w:t>
       </w:r>
     </w:p>
     <w:p>
@@ -802,7 +802,7 @@
           <w:sz w:val="22"/>
           <w:szCs w:val="22"/>
         </w:rPr>
-        <w:t xml:space="preserve">5 – Fermeture des portes de visite intrados</w:t>
+        <w:t xml:space="preserve">5 - Fermeture des portes de visite intrados</w:t>
       </w:r>
     </w:p>
     <w:p>
@@ -834,49 +834,49 @@
           <w:sz w:val="22"/>
           <w:szCs w:val="22"/>
         </w:rPr>
-        <w:t xml:space="preserve">6 – Bidon : état, fixation et fermeture remplissage.</w:t>
-      </w:r>
-    </w:p>
-    <w:p>
-      <w:pPr>
-        <w:spacing w:after="0"/>
-        <w:ind w:left="820" w:hanging="420"/>
-      </w:pPr>
-      <w:r>
-        <w:rPr>
-          <w:rFonts w:ascii="Arial" w:cs="Arial" w:eastAsia="Arial" w:hAnsi="Arial"/>
-          <w:sz w:val="22"/>
-          <w:szCs w:val="22"/>
-        </w:rPr>
-        <w:t xml:space="preserve">7 – Eclisses enlevées, jeu et état du tab d’aileron, état des surfaces (aérofreins rentrés)</w:t>
-      </w:r>
-    </w:p>
-    <w:p>
-      <w:pPr>
-        <w:spacing w:after="0"/>
-        <w:ind w:left="820" w:hanging="420"/>
-      </w:pPr>
-      <w:r>
-        <w:rPr>
-          <w:rFonts w:ascii="Arial" w:cs="Arial" w:eastAsia="Arial" w:hAnsi="Arial"/>
-          <w:sz w:val="22"/>
-          <w:szCs w:val="22"/>
-        </w:rPr>
-        <w:t xml:space="preserve">8 – Verrouillage et état des volets hypersustentateurs (jeu latéral)</w:t>
-      </w:r>
-    </w:p>
-    <w:p>
-      <w:pPr>
-        <w:spacing w:after="0"/>
-        <w:ind w:left="820" w:hanging="420"/>
-      </w:pPr>
-      <w:r>
-        <w:rPr>
-          <w:rFonts w:ascii="Arial" w:cs="Arial" w:eastAsia="Arial" w:hAnsi="Arial"/>
-          <w:sz w:val="22"/>
-          <w:szCs w:val="22"/>
-        </w:rPr>
-        <w:t xml:space="preserve">9 – Fermeture des portes supérieures du fuselage</w:t>
+        <w:t xml:space="preserve">6 - Bidon : état, fixation et fermeture remplissage.</w:t>
+      </w:r>
+    </w:p>
+    <w:p>
+      <w:pPr>
+        <w:spacing w:after="0"/>
+        <w:ind w:left="820" w:hanging="420"/>
+      </w:pPr>
+      <w:r>
+        <w:rPr>
+          <w:rFonts w:ascii="Arial" w:cs="Arial" w:eastAsia="Arial" w:hAnsi="Arial"/>
+          <w:sz w:val="22"/>
+          <w:szCs w:val="22"/>
+        </w:rPr>
+        <w:t xml:space="preserve">7 - Eclisses enlevées, jeu et état du tab d’aileron, état des surfaces (aérofreins rentrés)</w:t>
+      </w:r>
+    </w:p>
+    <w:p>
+      <w:pPr>
+        <w:spacing w:after="0"/>
+        <w:ind w:left="820" w:hanging="420"/>
+      </w:pPr>
+      <w:r>
+        <w:rPr>
+          <w:rFonts w:ascii="Arial" w:cs="Arial" w:eastAsia="Arial" w:hAnsi="Arial"/>
+          <w:sz w:val="22"/>
+          <w:szCs w:val="22"/>
+        </w:rPr>
+        <w:t xml:space="preserve">8 - Verrouillage et état des volets hypersustentateurs (jeu latéral)</w:t>
+      </w:r>
+    </w:p>
+    <w:p>
+      <w:pPr>
+        <w:spacing w:after="0"/>
+        <w:ind w:left="820" w:hanging="420"/>
+      </w:pPr>
+      <w:r>
+        <w:rPr>
+          <w:rFonts w:ascii="Arial" w:cs="Arial" w:eastAsia="Arial" w:hAnsi="Arial"/>
+          <w:sz w:val="22"/>
+          <w:szCs w:val="22"/>
+        </w:rPr>
+        <w:t xml:space="preserve">9 - Fermeture des portes supérieures du fuselage</w:t>
       </w:r>
     </w:p>
     <w:p>
@@ -926,7 +926,7 @@
           <w:sz w:val="22"/>
           <w:szCs w:val="22"/>
         </w:rPr>
-        <w:t xml:space="preserve">10 – Etat et fermeture capotage réacteur</w:t>
+        <w:t xml:space="preserve">10 - Etat et fermeture capotage réacteur</w:t>
       </w:r>
     </w:p>
     <w:p>
@@ -958,49 +958,49 @@
           <w:sz w:val="22"/>
           <w:szCs w:val="22"/>
         </w:rPr>
-        <w:t xml:space="preserve">11 – Pas de flaque de pétrole sous l’avion</w:t>
-      </w:r>
-    </w:p>
-    <w:p>
-      <w:pPr>
-        <w:spacing w:after="0"/>
-        <w:ind w:left="820" w:hanging="420"/>
-      </w:pPr>
-      <w:r>
-        <w:rPr>
-          <w:rFonts w:ascii="Arial" w:cs="Arial" w:eastAsia="Arial" w:hAnsi="Arial"/>
-          <w:sz w:val="22"/>
-          <w:szCs w:val="22"/>
-        </w:rPr>
-        <w:t xml:space="preserve">12 – Etat arête ventrale et roulette de protection</w:t>
-      </w:r>
-    </w:p>
-    <w:p>
-      <w:pPr>
-        <w:spacing w:after="0"/>
-        <w:ind w:left="820" w:hanging="420"/>
-      </w:pPr>
-      <w:r>
-        <w:rPr>
-          <w:rFonts w:ascii="Arial" w:cs="Arial" w:eastAsia="Arial" w:hAnsi="Arial"/>
-          <w:sz w:val="22"/>
-          <w:szCs w:val="22"/>
-        </w:rPr>
-        <w:t xml:space="preserve">13 – Eclisses enlevées, état et manœuvre des gouvernes, jeu et position au neutre des tabs de profondeur</w:t>
-      </w:r>
-    </w:p>
-    <w:p>
-      <w:pPr>
-        <w:spacing w:after="0"/>
-        <w:ind w:left="820" w:hanging="420"/>
-      </w:pPr>
-      <w:r>
-        <w:rPr>
-          <w:rFonts w:ascii="Arial" w:cs="Arial" w:eastAsia="Arial" w:hAnsi="Arial"/>
-          <w:sz w:val="22"/>
-          <w:szCs w:val="22"/>
-        </w:rPr>
-        <w:t xml:space="preserve">14 – Etat et fermeture des portes de visite</w:t>
+        <w:t xml:space="preserve">11 - Pas de flaque de pétrole sous l’avion</w:t>
+      </w:r>
+    </w:p>
+    <w:p>
+      <w:pPr>
+        <w:spacing w:after="0"/>
+        <w:ind w:left="820" w:hanging="420"/>
+      </w:pPr>
+      <w:r>
+        <w:rPr>
+          <w:rFonts w:ascii="Arial" w:cs="Arial" w:eastAsia="Arial" w:hAnsi="Arial"/>
+          <w:sz w:val="22"/>
+          <w:szCs w:val="22"/>
+        </w:rPr>
+        <w:t xml:space="preserve">12 - Etat arête ventrale et roulette de protection</w:t>
+      </w:r>
+    </w:p>
+    <w:p>
+      <w:pPr>
+        <w:spacing w:after="0"/>
+        <w:ind w:left="820" w:hanging="420"/>
+      </w:pPr>
+      <w:r>
+        <w:rPr>
+          <w:rFonts w:ascii="Arial" w:cs="Arial" w:eastAsia="Arial" w:hAnsi="Arial"/>
+          <w:sz w:val="22"/>
+          <w:szCs w:val="22"/>
+        </w:rPr>
+        <w:t xml:space="preserve">13 - Eclisses enlevées, état et manœuvre des gouvernes, jeu et position au neutre des tabs de profondeur</w:t>
+      </w:r>
+    </w:p>
+    <w:p>
+      <w:pPr>
+        <w:spacing w:after="0"/>
+        <w:ind w:left="820" w:hanging="420"/>
+      </w:pPr>
+      <w:r>
+        <w:rPr>
+          <w:rFonts w:ascii="Arial" w:cs="Arial" w:eastAsia="Arial" w:hAnsi="Arial"/>
+          <w:sz w:val="22"/>
+          <w:szCs w:val="22"/>
+        </w:rPr>
+        <w:t xml:space="preserve">14 - Etat et fermeture des portes de visite</w:t>
       </w:r>
     </w:p>
     <w:p>
@@ -1032,7 +1032,7 @@
           <w:sz w:val="22"/>
           <w:szCs w:val="22"/>
         </w:rPr>
-        <w:t xml:space="preserve">15 – Vérifications identiques côté gauche.</w:t>
+        <w:t xml:space="preserve">15 - Vérifications identiques côté gauche.</w:t>
       </w:r>
     </w:p>
     <w:p>
@@ -1287,49 +1287,49 @@
           <w:sz w:val="22"/>
           <w:szCs w:val="22"/>
         </w:rPr>
-        <w:t xml:space="preserve">1 – Vérifier le débattement des commandes</w:t>
-      </w:r>
-    </w:p>
-    <w:p>
-      <w:pPr>
-        <w:spacing w:after="0"/>
-        <w:ind w:left="820" w:hanging="420"/>
-      </w:pPr>
-      <w:r>
-        <w:rPr>
-          <w:rFonts w:ascii="Arial" w:cs="Arial" w:eastAsia="Arial" w:hAnsi="Arial"/>
-          <w:sz w:val="22"/>
-          <w:szCs w:val="22"/>
-        </w:rPr>
-        <w:t xml:space="preserve">2 – Se sangler et vérifier le fonctionnement du système de blocage des sangles d’épaule à l’aide de la manette placée sur le bord extérieur avant gauche du siège</w:t>
-      </w:r>
-    </w:p>
-    <w:p>
-      <w:pPr>
-        <w:spacing w:after="0"/>
-        <w:ind w:left="820" w:hanging="420"/>
-      </w:pPr>
-      <w:r>
-        <w:rPr>
-          <w:rFonts w:ascii="Arial" w:cs="Arial" w:eastAsia="Arial" w:hAnsi="Arial"/>
-          <w:sz w:val="22"/>
-          <w:szCs w:val="22"/>
-        </w:rPr>
-        <w:t xml:space="preserve">3 – Accrocher le mousqueton parachute ou harnais au siège</w:t>
-      </w:r>
-    </w:p>
-    <w:p>
-      <w:pPr>
-        <w:spacing w:after="0"/>
-        <w:ind w:left="820" w:hanging="420"/>
-      </w:pPr>
-      <w:r>
-        <w:rPr>
-          <w:rFonts w:ascii="Arial" w:cs="Arial" w:eastAsia="Arial" w:hAnsi="Arial"/>
-          <w:sz w:val="22"/>
-          <w:szCs w:val="22"/>
-        </w:rPr>
-        <w:t xml:space="preserve">4 – Régler le siège en hauteur à l’aide de la poignée à bouton située du côté droit</w:t>
+        <w:t xml:space="preserve">1 - Vérifier le débattement des commandes</w:t>
+      </w:r>
+    </w:p>
+    <w:p>
+      <w:pPr>
+        <w:spacing w:after="0"/>
+        <w:ind w:left="820" w:hanging="420"/>
+      </w:pPr>
+      <w:r>
+        <w:rPr>
+          <w:rFonts w:ascii="Arial" w:cs="Arial" w:eastAsia="Arial" w:hAnsi="Arial"/>
+          <w:sz w:val="22"/>
+          <w:szCs w:val="22"/>
+        </w:rPr>
+        <w:t xml:space="preserve">2 - Se sangler et vérifier le fonctionnement du système de blocage des sangles d’épaule à l’aide de la manette placée sur le bord extérieur avant gauche du siège</w:t>
+      </w:r>
+    </w:p>
+    <w:p>
+      <w:pPr>
+        <w:spacing w:after="0"/>
+        <w:ind w:left="820" w:hanging="420"/>
+      </w:pPr>
+      <w:r>
+        <w:rPr>
+          <w:rFonts w:ascii="Arial" w:cs="Arial" w:eastAsia="Arial" w:hAnsi="Arial"/>
+          <w:sz w:val="22"/>
+          <w:szCs w:val="22"/>
+        </w:rPr>
+        <w:t xml:space="preserve">3 - Accrocher le mousqueton parachute ou harnais au siège</w:t>
+      </w:r>
+    </w:p>
+    <w:p>
+      <w:pPr>
+        <w:spacing w:after="0"/>
+        <w:ind w:left="820" w:hanging="420"/>
+      </w:pPr>
+      <w:r>
+        <w:rPr>
+          <w:rFonts w:ascii="Arial" w:cs="Arial" w:eastAsia="Arial" w:hAnsi="Arial"/>
+          <w:sz w:val="22"/>
+          <w:szCs w:val="22"/>
+        </w:rPr>
+        <w:t xml:space="preserve">4 - Régler le siège en hauteur à l’aide de la poignée à bouton située du côté droit</w:t>
       </w:r>
     </w:p>
     <w:p>
@@ -1357,35 +1357,35 @@
           <w:sz w:val="22"/>
           <w:szCs w:val="22"/>
         </w:rPr>
-        <w:t xml:space="preserve">5 – Ajuster l’équipement de tête</w:t>
-      </w:r>
-    </w:p>
-    <w:p>
-      <w:pPr>
-        <w:spacing w:after="0"/>
-        <w:ind w:left="820" w:hanging="420"/>
-      </w:pPr>
-      <w:r>
-        <w:rPr>
-          <w:rFonts w:ascii="Arial" w:cs="Arial" w:eastAsia="Arial" w:hAnsi="Arial"/>
-          <w:sz w:val="22"/>
-          <w:szCs w:val="22"/>
-        </w:rPr>
-        <w:t xml:space="preserve">6 – Brancher la prise radio - passer le cordon radio sous le harnais parachute</w:t>
-      </w:r>
-    </w:p>
-    <w:p>
-      <w:pPr>
-        <w:spacing w:after="0"/>
-        <w:ind w:left="820" w:hanging="420"/>
-      </w:pPr>
-      <w:r>
-        <w:rPr>
-          <w:rFonts w:ascii="Arial" w:cs="Arial" w:eastAsia="Arial" w:hAnsi="Arial"/>
-          <w:sz w:val="22"/>
-          <w:szCs w:val="22"/>
-        </w:rPr>
-        <w:t xml:space="preserve">7 – Brancher la chenille du masque à la tuyauterie du bord - fixer la pince sur le renfort du harnais droit de l’avion</w:t>
+        <w:t xml:space="preserve">5 - Ajuster l’équipement de tête</w:t>
+      </w:r>
+    </w:p>
+    <w:p>
+      <w:pPr>
+        <w:spacing w:after="0"/>
+        <w:ind w:left="820" w:hanging="420"/>
+      </w:pPr>
+      <w:r>
+        <w:rPr>
+          <w:rFonts w:ascii="Arial" w:cs="Arial" w:eastAsia="Arial" w:hAnsi="Arial"/>
+          <w:sz w:val="22"/>
+          <w:szCs w:val="22"/>
+        </w:rPr>
+        <w:t xml:space="preserve">6 - Brancher la prise radio - passer le cordon radio sous le harnais parachute</w:t>
+      </w:r>
+    </w:p>
+    <w:p>
+      <w:pPr>
+        <w:spacing w:after="0"/>
+        <w:ind w:left="820" w:hanging="420"/>
+      </w:pPr>
+      <w:r>
+        <w:rPr>
+          <w:rFonts w:ascii="Arial" w:cs="Arial" w:eastAsia="Arial" w:hAnsi="Arial"/>
+          <w:sz w:val="22"/>
+          <w:szCs w:val="22"/>
+        </w:rPr>
+        <w:t xml:space="preserve">7 - Brancher la chenille du masque à la tuyauterie du bord - fixer la pince sur le renfort du harnais droit de l’avion</w:t>
       </w:r>
     </w:p>
     <w:p>
@@ -1417,7 +1417,7 @@
           <w:sz w:val="22"/>
           <w:szCs w:val="22"/>
         </w:rPr>
-        <w:t xml:space="preserve">8 – Vérifier la pression oxygène et le fonctionnement du blinker, tester débit 100%</w:t>
+        <w:t xml:space="preserve">8 - Vérifier la pression oxygène et le fonctionnement du blinker, tester débit 100%</w:t>
       </w:r>
     </w:p>
     <w:p>
@@ -1467,7 +1467,7 @@
           <w:sz w:val="22"/>
           <w:szCs w:val="22"/>
         </w:rPr>
-        <w:t xml:space="preserve">9 – Si la pression d’oxygène est nulle ou si elle tombe à zéro après quelques inspirations, s’assurer avec l’aide d’un mécanicien que le robinet d’isolement (paroi droite) n’est pas fermé.</w:t>
+        <w:t xml:space="preserve">9 - Si la pression d’oxygène est nulle ou si elle tombe à zéro après quelques inspirations, s’assurer avec l’aide d’un mécanicien que le robinet d’isolement (paroi droite) n’est pas fermé.</w:t>
       </w:r>
     </w:p>
     <w:p>
@@ -1504,7 +1504,7 @@
           <w:sz w:val="22"/>
           <w:szCs w:val="22"/>
         </w:rPr>
-        <w:t xml:space="preserve">1 – Mettre le contact batterie</w:t>
+        <w:t xml:space="preserve">1 - Mettre le contact batterie</w:t>
       </w:r>
     </w:p>
     <w:p>
@@ -1554,7 +1554,7 @@
           <w:sz w:val="22"/>
           <w:szCs w:val="22"/>
         </w:rPr>
-        <w:t xml:space="preserve">2 – Brancher le téléphone de bord et régler le volume de la gauche vers la droite</w:t>
+        <w:t xml:space="preserve">2 - Brancher le téléphone de bord et régler le volume de la gauche vers la droite</w:t>
       </w:r>
     </w:p>
     <w:p>
@@ -1585,21 +1585,21 @@
           <w:sz w:val="22"/>
           <w:szCs w:val="22"/>
         </w:rPr>
-        <w:t xml:space="preserve">1 – Disjoncteurs enfoncés</w:t>
-      </w:r>
-    </w:p>
-    <w:p>
-      <w:pPr>
-        <w:spacing w:after="0"/>
-        <w:ind w:left="820" w:hanging="420"/>
-      </w:pPr>
-      <w:r>
-        <w:rPr>
-          <w:rFonts w:ascii="Arial" w:cs="Arial" w:eastAsia="Arial" w:hAnsi="Arial"/>
-          <w:sz w:val="22"/>
-          <w:szCs w:val="22"/>
-        </w:rPr>
-        <w:t xml:space="preserve">2 – Eclairage rhéostats sur Arrêt</w:t>
+        <w:t xml:space="preserve">1 - Disjoncteurs enfoncés</w:t>
+      </w:r>
+    </w:p>
+    <w:p>
+      <w:pPr>
+        <w:spacing w:after="0"/>
+        <w:ind w:left="820" w:hanging="420"/>
+      </w:pPr>
+      <w:r>
+        <w:rPr>
+          <w:rFonts w:ascii="Arial" w:cs="Arial" w:eastAsia="Arial" w:hAnsi="Arial"/>
+          <w:sz w:val="22"/>
+          <w:szCs w:val="22"/>
+        </w:rPr>
+        <w:t xml:space="preserve">2 - Eclairage rhéostats sur Arrêt</w:t>
       </w:r>
     </w:p>
     <w:p>
@@ -1649,77 +1649,77 @@
           <w:sz w:val="22"/>
           <w:szCs w:val="22"/>
         </w:rPr>
-        <w:t xml:space="preserve">5 – Pressurisation sur Fermée</w:t>
-      </w:r>
-    </w:p>
-    <w:p>
-      <w:pPr>
-        <w:spacing w:after="0"/>
-        <w:ind w:left="820" w:hanging="420"/>
-      </w:pPr>
-      <w:r>
-        <w:rPr>
-          <w:rFonts w:ascii="Arial" w:cs="Arial" w:eastAsia="Arial" w:hAnsi="Arial"/>
-          <w:sz w:val="22"/>
-          <w:szCs w:val="22"/>
-        </w:rPr>
-        <w:t xml:space="preserve">6 – Phare sur Arrêt (vérifié si vol de nuit)</w:t>
-      </w:r>
-    </w:p>
-    <w:p>
-      <w:pPr>
-        <w:spacing w:after="0"/>
-        <w:ind w:left="820" w:hanging="420"/>
-      </w:pPr>
-      <w:r>
-        <w:rPr>
-          <w:rFonts w:ascii="Arial" w:cs="Arial" w:eastAsia="Arial" w:hAnsi="Arial"/>
-          <w:sz w:val="22"/>
-          <w:szCs w:val="22"/>
-        </w:rPr>
-        <w:t xml:space="preserve">7 – Manettes des gaz en butée arrière</w:t>
-      </w:r>
-    </w:p>
-    <w:p>
-      <w:pPr>
-        <w:spacing w:after="0"/>
-        <w:ind w:left="820" w:hanging="420"/>
-      </w:pPr>
-      <w:r>
-        <w:rPr>
-          <w:rFonts w:ascii="Arial" w:cs="Arial" w:eastAsia="Arial" w:hAnsi="Arial"/>
-          <w:sz w:val="22"/>
-          <w:szCs w:val="22"/>
-        </w:rPr>
-        <w:t xml:space="preserve">8 – Robinets carburant en Butée arrière</w:t>
-      </w:r>
-    </w:p>
-    <w:p>
-      <w:pPr>
-        <w:spacing w:after="0"/>
-        <w:ind w:left="820" w:hanging="420"/>
-      </w:pPr>
-      <w:r>
-        <w:rPr>
-          <w:rFonts w:ascii="Arial" w:cs="Arial" w:eastAsia="Arial" w:hAnsi="Arial"/>
-          <w:sz w:val="22"/>
-          <w:szCs w:val="22"/>
-        </w:rPr>
-        <w:t xml:space="preserve">9 – Sélecteur train « Normal-Secours » : bouton « NORMAL » enfoncé</w:t>
-      </w:r>
-    </w:p>
-    <w:p>
-      <w:pPr>
-        <w:spacing w:after="0"/>
-        <w:ind w:left="820" w:hanging="420"/>
-      </w:pPr>
-      <w:r>
-        <w:rPr>
-          <w:rFonts w:ascii="Arial" w:cs="Arial" w:eastAsia="Arial" w:hAnsi="Arial"/>
-          <w:sz w:val="22"/>
-          <w:szCs w:val="22"/>
-        </w:rPr>
-        <w:t xml:space="preserve">10 – Sélecteur secours A.F sur Sélecteur = SORTIE</w:t>
+        <w:t xml:space="preserve">5 - Pressurisation sur Fermée</w:t>
+      </w:r>
+    </w:p>
+    <w:p>
+      <w:pPr>
+        <w:spacing w:after="0"/>
+        <w:ind w:left="820" w:hanging="420"/>
+      </w:pPr>
+      <w:r>
+        <w:rPr>
+          <w:rFonts w:ascii="Arial" w:cs="Arial" w:eastAsia="Arial" w:hAnsi="Arial"/>
+          <w:sz w:val="22"/>
+          <w:szCs w:val="22"/>
+        </w:rPr>
+        <w:t xml:space="preserve">6 - Phare sur Arrêt (vérifié si vol de nuit)</w:t>
+      </w:r>
+    </w:p>
+    <w:p>
+      <w:pPr>
+        <w:spacing w:after="0"/>
+        <w:ind w:left="820" w:hanging="420"/>
+      </w:pPr>
+      <w:r>
+        <w:rPr>
+          <w:rFonts w:ascii="Arial" w:cs="Arial" w:eastAsia="Arial" w:hAnsi="Arial"/>
+          <w:sz w:val="22"/>
+          <w:szCs w:val="22"/>
+        </w:rPr>
+        <w:t xml:space="preserve">7 - Manettes des gaz en butée arrière</w:t>
+      </w:r>
+    </w:p>
+    <w:p>
+      <w:pPr>
+        <w:spacing w:after="0"/>
+        <w:ind w:left="820" w:hanging="420"/>
+      </w:pPr>
+      <w:r>
+        <w:rPr>
+          <w:rFonts w:ascii="Arial" w:cs="Arial" w:eastAsia="Arial" w:hAnsi="Arial"/>
+          <w:sz w:val="22"/>
+          <w:szCs w:val="22"/>
+        </w:rPr>
+        <w:t xml:space="preserve">8 - Robinets carburant en Butée arrière</w:t>
+      </w:r>
+    </w:p>
+    <w:p>
+      <w:pPr>
+        <w:spacing w:after="0"/>
+        <w:ind w:left="820" w:hanging="420"/>
+      </w:pPr>
+      <w:r>
+        <w:rPr>
+          <w:rFonts w:ascii="Arial" w:cs="Arial" w:eastAsia="Arial" w:hAnsi="Arial"/>
+          <w:sz w:val="22"/>
+          <w:szCs w:val="22"/>
+        </w:rPr>
+        <w:t xml:space="preserve">9 - Sélecteur train « Normal-Secours » : bouton « NORMAL » enfoncé</w:t>
+      </w:r>
+    </w:p>
+    <w:p>
+      <w:pPr>
+        <w:spacing w:after="0"/>
+        <w:ind w:left="820" w:hanging="420"/>
+      </w:pPr>
+      <w:r>
+        <w:rPr>
+          <w:rFonts w:ascii="Arial" w:cs="Arial" w:eastAsia="Arial" w:hAnsi="Arial"/>
+          <w:sz w:val="22"/>
+          <w:szCs w:val="22"/>
+        </w:rPr>
+        <w:t xml:space="preserve">10 - Sélecteur secours A.F sur Sélecteur = SORTIE</w:t>
       </w:r>
     </w:p>
     <w:p>
@@ -1761,49 +1761,49 @@
           <w:sz w:val="22"/>
           <w:szCs w:val="22"/>
         </w:rPr>
-        <w:t xml:space="preserve">11 – Compensateur profondeur - testé puis à zéro (5° en piqué si gros bidon)</w:t>
-      </w:r>
-    </w:p>
-    <w:p>
-      <w:pPr>
-        <w:spacing w:after="0"/>
-        <w:ind w:left="820" w:hanging="420"/>
-      </w:pPr>
-      <w:r>
-        <w:rPr>
-          <w:rFonts w:ascii="Arial" w:cs="Arial" w:eastAsia="Arial" w:hAnsi="Arial"/>
-          <w:sz w:val="22"/>
-          <w:szCs w:val="22"/>
-        </w:rPr>
-        <w:t xml:space="preserve">12 – Commande train baissée</w:t>
-      </w:r>
-    </w:p>
-    <w:p>
-      <w:pPr>
-        <w:spacing w:after="0"/>
-        <w:ind w:left="820" w:hanging="420"/>
-      </w:pPr>
-      <w:r>
-        <w:rPr>
-          <w:rFonts w:ascii="Arial" w:cs="Arial" w:eastAsia="Arial" w:hAnsi="Arial"/>
-          <w:sz w:val="22"/>
-          <w:szCs w:val="22"/>
-        </w:rPr>
-        <w:t xml:space="preserve">13 – Lampe BP sur Eteinte - testée</w:t>
-      </w:r>
-    </w:p>
-    <w:p>
-      <w:pPr>
-        <w:spacing w:after="0"/>
-        <w:ind w:left="820" w:hanging="420"/>
-      </w:pPr>
-      <w:r>
-        <w:rPr>
-          <w:rFonts w:ascii="Arial" w:cs="Arial" w:eastAsia="Arial" w:hAnsi="Arial"/>
-          <w:sz w:val="22"/>
-          <w:szCs w:val="22"/>
-        </w:rPr>
-        <w:t xml:space="preserve">14 – Alarme train éteinte - testée</w:t>
+        <w:t xml:space="preserve">11 - Compensateur profondeur - testé puis à zéro (5° en piqué si gros bidon)</w:t>
+      </w:r>
+    </w:p>
+    <w:p>
+      <w:pPr>
+        <w:spacing w:after="0"/>
+        <w:ind w:left="820" w:hanging="420"/>
+      </w:pPr>
+      <w:r>
+        <w:rPr>
+          <w:rFonts w:ascii="Arial" w:cs="Arial" w:eastAsia="Arial" w:hAnsi="Arial"/>
+          <w:sz w:val="22"/>
+          <w:szCs w:val="22"/>
+        </w:rPr>
+        <w:t xml:space="preserve">12 - Commande train baissée</w:t>
+      </w:r>
+    </w:p>
+    <w:p>
+      <w:pPr>
+        <w:spacing w:after="0"/>
+        <w:ind w:left="820" w:hanging="420"/>
+      </w:pPr>
+      <w:r>
+        <w:rPr>
+          <w:rFonts w:ascii="Arial" w:cs="Arial" w:eastAsia="Arial" w:hAnsi="Arial"/>
+          <w:sz w:val="22"/>
+          <w:szCs w:val="22"/>
+        </w:rPr>
+        <w:t xml:space="preserve">13 - Lampe BP sur Eteinte - testée</w:t>
+      </w:r>
+    </w:p>
+    <w:p>
+      <w:pPr>
+        <w:spacing w:after="0"/>
+        <w:ind w:left="820" w:hanging="420"/>
+      </w:pPr>
+      <w:r>
+        <w:rPr>
+          <w:rFonts w:ascii="Arial" w:cs="Arial" w:eastAsia="Arial" w:hAnsi="Arial"/>
+          <w:sz w:val="22"/>
+          <w:szCs w:val="22"/>
+        </w:rPr>
+        <w:t xml:space="preserve">14 - Alarme train éteinte - testée</w:t>
       </w:r>
     </w:p>
     <w:p>
@@ -1834,105 +1834,105 @@
           <w:sz w:val="22"/>
           <w:szCs w:val="22"/>
         </w:rPr>
-        <w:t xml:space="preserve">15 – Montre de bord remontée, à l’heure</w:t>
-      </w:r>
-    </w:p>
-    <w:p>
-      <w:pPr>
-        <w:spacing w:after="0"/>
-        <w:ind w:left="820" w:hanging="420"/>
-      </w:pPr>
-      <w:r>
-        <w:rPr>
-          <w:rFonts w:ascii="Arial" w:cs="Arial" w:eastAsia="Arial" w:hAnsi="Arial"/>
-          <w:sz w:val="22"/>
-          <w:szCs w:val="22"/>
-        </w:rPr>
-        <w:t xml:space="preserve">16 – Machmètre sur zéro</w:t>
-      </w:r>
-    </w:p>
-    <w:p>
-      <w:pPr>
-        <w:spacing w:after="0"/>
-        <w:ind w:left="820" w:hanging="420"/>
-      </w:pPr>
-      <w:r>
-        <w:rPr>
-          <w:rFonts w:ascii="Arial" w:cs="Arial" w:eastAsia="Arial" w:hAnsi="Arial"/>
-          <w:sz w:val="22"/>
-          <w:szCs w:val="22"/>
-        </w:rPr>
-        <w:t xml:space="preserve">17 – Viseur (installé) : Pare-soleil baissé</w:t>
-      </w:r>
-    </w:p>
-    <w:p>
-      <w:pPr>
-        <w:spacing w:after="0"/>
-        <w:ind w:left="820" w:hanging="420"/>
-      </w:pPr>
-      <w:r>
-        <w:rPr>
-          <w:rFonts w:ascii="Arial" w:cs="Arial" w:eastAsia="Arial" w:hAnsi="Arial"/>
-          <w:sz w:val="22"/>
-          <w:szCs w:val="22"/>
-        </w:rPr>
-        <w:t xml:space="preserve">18 – Pompe dégivrage verrouillée (vérifiée en hiver)</w:t>
-      </w:r>
-    </w:p>
-    <w:p>
-      <w:pPr>
-        <w:spacing w:after="0"/>
-        <w:ind w:left="820" w:hanging="420"/>
-      </w:pPr>
-      <w:r>
-        <w:rPr>
-          <w:rFonts w:ascii="Arial" w:cs="Arial" w:eastAsia="Arial" w:hAnsi="Arial"/>
-          <w:sz w:val="22"/>
-          <w:szCs w:val="22"/>
-        </w:rPr>
-        <w:t xml:space="preserve">19 – Lampes feu éteintes - testées</w:t>
-      </w:r>
-    </w:p>
-    <w:p>
-      <w:pPr>
-        <w:spacing w:after="0"/>
-        <w:ind w:left="820" w:hanging="420"/>
-      </w:pPr>
-      <w:r>
-        <w:rPr>
-          <w:rFonts w:ascii="Arial" w:cs="Arial" w:eastAsia="Arial" w:hAnsi="Arial"/>
-          <w:sz w:val="22"/>
-          <w:szCs w:val="22"/>
-        </w:rPr>
-        <w:t xml:space="preserve">20 – Jaugeur 725 L</w:t>
-      </w:r>
-    </w:p>
-    <w:p>
-      <w:pPr>
-        <w:spacing w:after="0"/>
-        <w:ind w:left="820" w:hanging="420"/>
-      </w:pPr>
-      <w:r>
-        <w:rPr>
-          <w:rFonts w:ascii="Arial" w:cs="Arial" w:eastAsia="Arial" w:hAnsi="Arial"/>
-          <w:sz w:val="22"/>
-          <w:szCs w:val="22"/>
-        </w:rPr>
-        <w:t xml:space="preserve">21 – Lampe verrière allumée</w:t>
-      </w:r>
-    </w:p>
-    <w:p>
-      <w:pPr>
-        <w:spacing w:after="0"/>
-        <w:ind w:left="820" w:hanging="420"/>
-      </w:pPr>
-      <w:r>
-        <w:rPr>
-          <w:rFonts w:ascii="Arial" w:cs="Arial" w:eastAsia="Arial" w:hAnsi="Arial"/>
-          <w:sz w:val="22"/>
-          <w:szCs w:val="22"/>
-        </w:rPr>
-        <w:t xml:space="preserve">22 – Compas de secours - Etat - cap indiqué</w:t>
+        <w:t xml:space="preserve">15 - Montre de bord remontée, à l’heure</w:t>
+      </w:r>
+    </w:p>
+    <w:p>
+      <w:pPr>
+        <w:spacing w:after="0"/>
+        <w:ind w:left="820" w:hanging="420"/>
+      </w:pPr>
+      <w:r>
+        <w:rPr>
+          <w:rFonts w:ascii="Arial" w:cs="Arial" w:eastAsia="Arial" w:hAnsi="Arial"/>
+          <w:sz w:val="22"/>
+          <w:szCs w:val="22"/>
+        </w:rPr>
+        <w:t xml:space="preserve">16 - Machmètre sur zéro</w:t>
+      </w:r>
+    </w:p>
+    <w:p>
+      <w:pPr>
+        <w:spacing w:after="0"/>
+        <w:ind w:left="820" w:hanging="420"/>
+      </w:pPr>
+      <w:r>
+        <w:rPr>
+          <w:rFonts w:ascii="Arial" w:cs="Arial" w:eastAsia="Arial" w:hAnsi="Arial"/>
+          <w:sz w:val="22"/>
+          <w:szCs w:val="22"/>
+        </w:rPr>
+        <w:t xml:space="preserve">17 - Viseur (installé) : Pare-soleil baissé</w:t>
+      </w:r>
+    </w:p>
+    <w:p>
+      <w:pPr>
+        <w:spacing w:after="0"/>
+        <w:ind w:left="820" w:hanging="420"/>
+      </w:pPr>
+      <w:r>
+        <w:rPr>
+          <w:rFonts w:ascii="Arial" w:cs="Arial" w:eastAsia="Arial" w:hAnsi="Arial"/>
+          <w:sz w:val="22"/>
+          <w:szCs w:val="22"/>
+        </w:rPr>
+        <w:t xml:space="preserve">18 - Pompe dégivrage verrouillée (vérifiée en hiver)</w:t>
+      </w:r>
+    </w:p>
+    <w:p>
+      <w:pPr>
+        <w:spacing w:after="0"/>
+        <w:ind w:left="820" w:hanging="420"/>
+      </w:pPr>
+      <w:r>
+        <w:rPr>
+          <w:rFonts w:ascii="Arial" w:cs="Arial" w:eastAsia="Arial" w:hAnsi="Arial"/>
+          <w:sz w:val="22"/>
+          <w:szCs w:val="22"/>
+        </w:rPr>
+        <w:t xml:space="preserve">19 - Lampes feu éteintes - testées</w:t>
+      </w:r>
+    </w:p>
+    <w:p>
+      <w:pPr>
+        <w:spacing w:after="0"/>
+        <w:ind w:left="820" w:hanging="420"/>
+      </w:pPr>
+      <w:r>
+        <w:rPr>
+          <w:rFonts w:ascii="Arial" w:cs="Arial" w:eastAsia="Arial" w:hAnsi="Arial"/>
+          <w:sz w:val="22"/>
+          <w:szCs w:val="22"/>
+        </w:rPr>
+        <w:t xml:space="preserve">20 - Jaugeur 725 L</w:t>
+      </w:r>
+    </w:p>
+    <w:p>
+      <w:pPr>
+        <w:spacing w:after="0"/>
+        <w:ind w:left="820" w:hanging="420"/>
+      </w:pPr>
+      <w:r>
+        <w:rPr>
+          <w:rFonts w:ascii="Arial" w:cs="Arial" w:eastAsia="Arial" w:hAnsi="Arial"/>
+          <w:sz w:val="22"/>
+          <w:szCs w:val="22"/>
+        </w:rPr>
+        <w:t xml:space="preserve">21 - Lampe verrière allumée</w:t>
+      </w:r>
+    </w:p>
+    <w:p>
+      <w:pPr>
+        <w:spacing w:after="0"/>
+        <w:ind w:left="820" w:hanging="420"/>
+      </w:pPr>
+      <w:r>
+        <w:rPr>
+          <w:rFonts w:ascii="Arial" w:cs="Arial" w:eastAsia="Arial" w:hAnsi="Arial"/>
+          <w:sz w:val="22"/>
+          <w:szCs w:val="22"/>
+        </w:rPr>
+        <w:t xml:space="preserve">22 - Compas de secours - Etat - cap indiqué</w:t>
       </w:r>
     </w:p>
     <w:p>
@@ -1963,63 +1963,63 @@
           <w:sz w:val="22"/>
           <w:szCs w:val="22"/>
         </w:rPr>
-        <w:t xml:space="preserve">23 – Compte-tour et anémomètre sur zéro</w:t>
-      </w:r>
-    </w:p>
-    <w:p>
-      <w:pPr>
-        <w:spacing w:after="0"/>
-        <w:ind w:left="820" w:hanging="420"/>
-      </w:pPr>
-      <w:r>
-        <w:rPr>
-          <w:rFonts w:ascii="Arial" w:cs="Arial" w:eastAsia="Arial" w:hAnsi="Arial"/>
-          <w:sz w:val="22"/>
-          <w:szCs w:val="22"/>
-        </w:rPr>
-        <w:t xml:space="preserve">24 – T4 entre 0 et 100°C (température ambiante approximative)</w:t>
-      </w:r>
-    </w:p>
-    <w:p>
-      <w:pPr>
-        <w:spacing w:after="0"/>
-        <w:ind w:left="820" w:hanging="420"/>
-      </w:pPr>
-      <w:r>
-        <w:rPr>
-          <w:rFonts w:ascii="Arial" w:cs="Arial" w:eastAsia="Arial" w:hAnsi="Arial"/>
-          <w:sz w:val="22"/>
-          <w:szCs w:val="22"/>
-        </w:rPr>
-        <w:t xml:space="preserve">25 – Altimètre et Vario : sur zéro</w:t>
-      </w:r>
-    </w:p>
-    <w:p>
-      <w:pPr>
-        <w:spacing w:after="0"/>
-        <w:ind w:left="820" w:hanging="420"/>
-      </w:pPr>
-      <w:r>
-        <w:rPr>
-          <w:rFonts w:ascii="Arial" w:cs="Arial" w:eastAsia="Arial" w:hAnsi="Arial"/>
-          <w:sz w:val="22"/>
-          <w:szCs w:val="22"/>
-        </w:rPr>
-        <w:t xml:space="preserve">26 – Indicateur de virage : alarme effacée</w:t>
-      </w:r>
-    </w:p>
-    <w:p>
-      <w:pPr>
-        <w:spacing w:after="0"/>
-        <w:ind w:left="820" w:hanging="420"/>
-      </w:pPr>
-      <w:r>
-        <w:rPr>
-          <w:rFonts w:ascii="Arial" w:cs="Arial" w:eastAsia="Arial" w:hAnsi="Arial"/>
-          <w:sz w:val="22"/>
-          <w:szCs w:val="22"/>
-        </w:rPr>
-        <w:t xml:space="preserve">27 – Indicateur train - 3 vertes allumées</w:t>
+        <w:t xml:space="preserve">23 - Compte-tour et anémomètre sur zéro</w:t>
+      </w:r>
+    </w:p>
+    <w:p>
+      <w:pPr>
+        <w:spacing w:after="0"/>
+        <w:ind w:left="820" w:hanging="420"/>
+      </w:pPr>
+      <w:r>
+        <w:rPr>
+          <w:rFonts w:ascii="Arial" w:cs="Arial" w:eastAsia="Arial" w:hAnsi="Arial"/>
+          <w:sz w:val="22"/>
+          <w:szCs w:val="22"/>
+        </w:rPr>
+        <w:t xml:space="preserve">24 - T4 entre 0 et 100°C (température ambiante approximative)</w:t>
+      </w:r>
+    </w:p>
+    <w:p>
+      <w:pPr>
+        <w:spacing w:after="0"/>
+        <w:ind w:left="820" w:hanging="420"/>
+      </w:pPr>
+      <w:r>
+        <w:rPr>
+          <w:rFonts w:ascii="Arial" w:cs="Arial" w:eastAsia="Arial" w:hAnsi="Arial"/>
+          <w:sz w:val="22"/>
+          <w:szCs w:val="22"/>
+        </w:rPr>
+        <w:t xml:space="preserve">25 - Altimètre et Vario : sur zéro</w:t>
+      </w:r>
+    </w:p>
+    <w:p>
+      <w:pPr>
+        <w:spacing w:after="0"/>
+        <w:ind w:left="820" w:hanging="420"/>
+      </w:pPr>
+      <w:r>
+        <w:rPr>
+          <w:rFonts w:ascii="Arial" w:cs="Arial" w:eastAsia="Arial" w:hAnsi="Arial"/>
+          <w:sz w:val="22"/>
+          <w:szCs w:val="22"/>
+        </w:rPr>
+        <w:t xml:space="preserve">26 - Indicateur de virage : alarme effacée</w:t>
+      </w:r>
+    </w:p>
+    <w:p>
+      <w:pPr>
+        <w:spacing w:after="0"/>
+        <w:ind w:left="820" w:hanging="420"/>
+      </w:pPr>
+      <w:r>
+        <w:rPr>
+          <w:rFonts w:ascii="Arial" w:cs="Arial" w:eastAsia="Arial" w:hAnsi="Arial"/>
+          <w:sz w:val="22"/>
+          <w:szCs w:val="22"/>
+        </w:rPr>
+        <w:t xml:space="preserve">27 - Indicateur train - 3 vertes allumées</w:t>
       </w:r>
     </w:p>
     <w:p>
@@ -2061,35 +2061,35 @@
           <w:sz w:val="22"/>
           <w:szCs w:val="22"/>
         </w:rPr>
-        <w:t xml:space="preserve">28 – T° huile : entre 0 et 40°C</w:t>
-      </w:r>
-    </w:p>
-    <w:p>
-      <w:pPr>
-        <w:spacing w:after="0"/>
-        <w:ind w:left="820" w:hanging="420"/>
-      </w:pPr>
-      <w:r>
-        <w:rPr>
-          <w:rFonts w:ascii="Arial" w:cs="Arial" w:eastAsia="Arial" w:hAnsi="Arial"/>
-          <w:sz w:val="22"/>
-          <w:szCs w:val="22"/>
-        </w:rPr>
-        <w:t xml:space="preserve">29 – Pression d’huile à 0</w:t>
-      </w:r>
-    </w:p>
-    <w:p>
-      <w:pPr>
-        <w:spacing w:after="0"/>
-        <w:ind w:left="820" w:hanging="420"/>
-      </w:pPr>
-      <w:r>
-        <w:rPr>
-          <w:rFonts w:ascii="Arial" w:cs="Arial" w:eastAsia="Arial" w:hAnsi="Arial"/>
-          <w:sz w:val="22"/>
-          <w:szCs w:val="22"/>
-        </w:rPr>
-        <w:t xml:space="preserve">30 – Pression hydraulique - 250 secours</w:t>
+        <w:t xml:space="preserve">28 - T° huile : entre 0 et 40°C</w:t>
+      </w:r>
+    </w:p>
+    <w:p>
+      <w:pPr>
+        <w:spacing w:after="0"/>
+        <w:ind w:left="820" w:hanging="420"/>
+      </w:pPr>
+      <w:r>
+        <w:rPr>
+          <w:rFonts w:ascii="Arial" w:cs="Arial" w:eastAsia="Arial" w:hAnsi="Arial"/>
+          <w:sz w:val="22"/>
+          <w:szCs w:val="22"/>
+        </w:rPr>
+        <w:t xml:space="preserve">29 - Pression d’huile à 0</w:t>
+      </w:r>
+    </w:p>
+    <w:p>
+      <w:pPr>
+        <w:spacing w:after="0"/>
+        <w:ind w:left="820" w:hanging="420"/>
+      </w:pPr>
+      <w:r>
+        <w:rPr>
+          <w:rFonts w:ascii="Arial" w:cs="Arial" w:eastAsia="Arial" w:hAnsi="Arial"/>
+          <w:sz w:val="22"/>
+          <w:szCs w:val="22"/>
+        </w:rPr>
+        <w:t xml:space="preserve">30 - Pression hydraulique - 250 secours</w:t>
       </w:r>
     </w:p>
     <w:p>
@@ -2117,35 +2117,35 @@
           <w:sz w:val="22"/>
           <w:szCs w:val="22"/>
         </w:rPr>
-        <w:t xml:space="preserve">31 – Lampe géné allumée</w:t>
-      </w:r>
-    </w:p>
-    <w:p>
-      <w:pPr>
-        <w:spacing w:after="0"/>
-        <w:ind w:left="820" w:hanging="420"/>
-      </w:pPr>
-      <w:r>
-        <w:rPr>
-          <w:rFonts w:ascii="Arial" w:cs="Arial" w:eastAsia="Arial" w:hAnsi="Arial"/>
-          <w:sz w:val="22"/>
-          <w:szCs w:val="22"/>
-        </w:rPr>
-        <w:t xml:space="preserve">32 – Réchauffage anémomètre sur Arrêt : lampe allumée (occultée si vol de nuit)</w:t>
-      </w:r>
-    </w:p>
-    <w:p>
-      <w:pPr>
-        <w:spacing w:after="0"/>
-        <w:ind w:left="820" w:hanging="420"/>
-      </w:pPr>
-      <w:r>
-        <w:rPr>
-          <w:rFonts w:ascii="Arial" w:cs="Arial" w:eastAsia="Arial" w:hAnsi="Arial"/>
-          <w:sz w:val="22"/>
-          <w:szCs w:val="22"/>
-        </w:rPr>
-        <w:t xml:space="preserve">33 – Horizon et Gyro compas : sur Arrêt</w:t>
+        <w:t xml:space="preserve">31 - Lampe géné allumée</w:t>
+      </w:r>
+    </w:p>
+    <w:p>
+      <w:pPr>
+        <w:spacing w:after="0"/>
+        <w:ind w:left="820" w:hanging="420"/>
+      </w:pPr>
+      <w:r>
+        <w:rPr>
+          <w:rFonts w:ascii="Arial" w:cs="Arial" w:eastAsia="Arial" w:hAnsi="Arial"/>
+          <w:sz w:val="22"/>
+          <w:szCs w:val="22"/>
+        </w:rPr>
+        <w:t xml:space="preserve">32 - Réchauffage anémomètre sur Arrêt : lampe allumée (occultée si vol de nuit)</w:t>
+      </w:r>
+    </w:p>
+    <w:p>
+      <w:pPr>
+        <w:spacing w:after="0"/>
+        <w:ind w:left="820" w:hanging="420"/>
+      </w:pPr>
+      <w:r>
+        <w:rPr>
+          <w:rFonts w:ascii="Arial" w:cs="Arial" w:eastAsia="Arial" w:hAnsi="Arial"/>
+          <w:sz w:val="22"/>
+          <w:szCs w:val="22"/>
+        </w:rPr>
+        <w:t xml:space="preserve">33 - Horizon et Gyro compas : sur Arrêt</w:t>
       </w:r>
     </w:p>
     <w:p>
@@ -2176,77 +2176,77 @@
           <w:sz w:val="22"/>
           <w:szCs w:val="22"/>
         </w:rPr>
-        <w:t xml:space="preserve">34 – Lampe 150 L. (10 mn de vol) éteinte - testée</w:t>
-      </w:r>
-    </w:p>
-    <w:p>
-      <w:pPr>
-        <w:spacing w:after="0"/>
-        <w:ind w:left="820" w:hanging="420"/>
-      </w:pPr>
-      <w:r>
-        <w:rPr>
-          <w:rFonts w:ascii="Arial" w:cs="Arial" w:eastAsia="Arial" w:hAnsi="Arial"/>
-          <w:sz w:val="22"/>
-          <w:szCs w:val="22"/>
-        </w:rPr>
-        <w:t xml:space="preserve">35 – Interrupteurs Armement sur Arrêt (viseur, armes de bord, roquettes)</w:t>
-      </w:r>
-    </w:p>
-    <w:p>
-      <w:pPr>
-        <w:spacing w:after="0"/>
-        <w:ind w:left="820" w:hanging="420"/>
-      </w:pPr>
-      <w:r>
-        <w:rPr>
-          <w:rFonts w:ascii="Arial" w:cs="Arial" w:eastAsia="Arial" w:hAnsi="Arial"/>
-          <w:sz w:val="22"/>
-          <w:szCs w:val="22"/>
-        </w:rPr>
-        <w:t xml:space="preserve">36 – VHF, R/C, VOR sur Arrêt</w:t>
-      </w:r>
-    </w:p>
-    <w:p>
-      <w:pPr>
-        <w:spacing w:after="0"/>
-        <w:ind w:left="820" w:hanging="420"/>
-      </w:pPr>
-      <w:r>
-        <w:rPr>
-          <w:rFonts w:ascii="Arial" w:cs="Arial" w:eastAsia="Arial" w:hAnsi="Arial"/>
-          <w:sz w:val="22"/>
-          <w:szCs w:val="22"/>
-        </w:rPr>
-        <w:t xml:space="preserve">37 – Démarreur sur Arrêt : lampe éteinte - testée</w:t>
-      </w:r>
-    </w:p>
-    <w:p>
-      <w:pPr>
-        <w:spacing w:after="0"/>
-        <w:ind w:left="820" w:hanging="420"/>
-      </w:pPr>
-      <w:r>
-        <w:rPr>
-          <w:rFonts w:ascii="Arial" w:cs="Arial" w:eastAsia="Arial" w:hAnsi="Arial"/>
-          <w:sz w:val="22"/>
-          <w:szCs w:val="22"/>
-        </w:rPr>
-        <w:t xml:space="preserve">38 – Vide-vite au neutre - Lampes testées</w:t>
-      </w:r>
-    </w:p>
-    <w:p>
-      <w:pPr>
-        <w:spacing w:after="0"/>
-        <w:ind w:left="820" w:hanging="420"/>
-      </w:pPr>
-      <w:r>
-        <w:rPr>
-          <w:rFonts w:ascii="Arial" w:cs="Arial" w:eastAsia="Arial" w:hAnsi="Arial"/>
-          <w:sz w:val="22"/>
-          <w:szCs w:val="22"/>
-        </w:rPr>
-        <w:t xml:space="preserve">39 – Disjoncteurs enfoncés</w:t>
+        <w:t xml:space="preserve">34 - Lampe 150 L. (10 mn de vol) éteinte - testée</w:t>
+      </w:r>
+    </w:p>
+    <w:p>
+      <w:pPr>
+        <w:spacing w:after="0"/>
+        <w:ind w:left="820" w:hanging="420"/>
+      </w:pPr>
+      <w:r>
+        <w:rPr>
+          <w:rFonts w:ascii="Arial" w:cs="Arial" w:eastAsia="Arial" w:hAnsi="Arial"/>
+          <w:sz w:val="22"/>
+          <w:szCs w:val="22"/>
+        </w:rPr>
+        <w:t xml:space="preserve">35 - Interrupteurs Armement sur Arrêt (viseur, armes de bord, roquettes)</w:t>
+      </w:r>
+    </w:p>
+    <w:p>
+      <w:pPr>
+        <w:spacing w:after="0"/>
+        <w:ind w:left="820" w:hanging="420"/>
+      </w:pPr>
+      <w:r>
+        <w:rPr>
+          <w:rFonts w:ascii="Arial" w:cs="Arial" w:eastAsia="Arial" w:hAnsi="Arial"/>
+          <w:sz w:val="22"/>
+          <w:szCs w:val="22"/>
+        </w:rPr>
+        <w:t xml:space="preserve">36 - VHF, R/C, VOR sur Arrêt</w:t>
+      </w:r>
+    </w:p>
+    <w:p>
+      <w:pPr>
+        <w:spacing w:after="0"/>
+        <w:ind w:left="820" w:hanging="420"/>
+      </w:pPr>
+      <w:r>
+        <w:rPr>
+          <w:rFonts w:ascii="Arial" w:cs="Arial" w:eastAsia="Arial" w:hAnsi="Arial"/>
+          <w:sz w:val="22"/>
+          <w:szCs w:val="22"/>
+        </w:rPr>
+        <w:t xml:space="preserve">37 - Démarreur sur Arrêt : lampe éteinte - testée</w:t>
+      </w:r>
+    </w:p>
+    <w:p>
+      <w:pPr>
+        <w:spacing w:after="0"/>
+        <w:ind w:left="820" w:hanging="420"/>
+      </w:pPr>
+      <w:r>
+        <w:rPr>
+          <w:rFonts w:ascii="Arial" w:cs="Arial" w:eastAsia="Arial" w:hAnsi="Arial"/>
+          <w:sz w:val="22"/>
+          <w:szCs w:val="22"/>
+        </w:rPr>
+        <w:t xml:space="preserve">38 - Vide-vite au neutre - Lampes testées</w:t>
+      </w:r>
+    </w:p>
+    <w:p>
+      <w:pPr>
+        <w:spacing w:after="0"/>
+        <w:ind w:left="820" w:hanging="420"/>
+      </w:pPr>
+      <w:r>
+        <w:rPr>
+          <w:rFonts w:ascii="Arial" w:cs="Arial" w:eastAsia="Arial" w:hAnsi="Arial"/>
+          <w:sz w:val="22"/>
+          <w:szCs w:val="22"/>
+        </w:rPr>
+        <w:t xml:space="preserve">39 - Disjoncteurs enfoncés</w:t>
       </w:r>
     </w:p>
     <w:p>
@@ -2490,105 +2490,105 @@
           <w:sz w:val="22"/>
           <w:szCs w:val="22"/>
         </w:rPr>
-        <w:t xml:space="preserve">1 – Faire signe au mécanicien - Extincteur en place. Abords dégagés</w:t>
-      </w:r>
-    </w:p>
-    <w:p>
-      <w:pPr>
-        <w:spacing w:after="0"/>
-        <w:ind w:left="820" w:hanging="420"/>
-      </w:pPr>
-      <w:r>
-        <w:rPr>
-          <w:rFonts w:ascii="Arial" w:cs="Arial" w:eastAsia="Arial" w:hAnsi="Arial"/>
-          <w:sz w:val="22"/>
-          <w:szCs w:val="22"/>
-        </w:rPr>
-        <w:t xml:space="preserve">2 – Commande des gaz en butée arrière</w:t>
-      </w:r>
-    </w:p>
-    <w:p>
-      <w:pPr>
-        <w:spacing w:after="0"/>
-        <w:ind w:left="820" w:hanging="420"/>
-      </w:pPr>
-      <w:r>
-        <w:rPr>
-          <w:rFonts w:ascii="Arial" w:cs="Arial" w:eastAsia="Arial" w:hAnsi="Arial"/>
-          <w:sz w:val="22"/>
-          <w:szCs w:val="22"/>
-        </w:rPr>
-        <w:t xml:space="preserve">3 – Robinet carburant gauche sur OUVERT</w:t>
-      </w:r>
-    </w:p>
-    <w:p>
-      <w:pPr>
-        <w:spacing w:after="0"/>
-        <w:ind w:left="820" w:hanging="420"/>
-      </w:pPr>
-      <w:r>
-        <w:rPr>
-          <w:rFonts w:ascii="Arial" w:cs="Arial" w:eastAsia="Arial" w:hAnsi="Arial"/>
-          <w:sz w:val="22"/>
-          <w:szCs w:val="22"/>
-        </w:rPr>
-        <w:t xml:space="preserve">4 – Démarreur sur Marche à gauche - lampe allumée</w:t>
-      </w:r>
-    </w:p>
-    <w:p>
-      <w:pPr>
-        <w:spacing w:after="0"/>
-        <w:ind w:left="820" w:hanging="420"/>
-      </w:pPr>
-      <w:r>
-        <w:rPr>
-          <w:rFonts w:ascii="Arial" w:cs="Arial" w:eastAsia="Arial" w:hAnsi="Arial"/>
-          <w:sz w:val="22"/>
-          <w:szCs w:val="22"/>
-        </w:rPr>
-        <w:t xml:space="preserve">5 – 1000 - 1200 tr/mn : injection</w:t>
-      </w:r>
-    </w:p>
-    <w:p>
-      <w:pPr>
-        <w:spacing w:after="0"/>
-        <w:ind w:left="820" w:hanging="420"/>
-      </w:pPr>
-      <w:r>
-        <w:rPr>
-          <w:rFonts w:ascii="Arial" w:cs="Arial" w:eastAsia="Arial" w:hAnsi="Arial"/>
-          <w:sz w:val="22"/>
-          <w:szCs w:val="22"/>
-        </w:rPr>
-        <w:t xml:space="preserve">6 – T4 décollée d’au moins 100°C - INJECTION = ARRET - VERIFIE</w:t>
-      </w:r>
-    </w:p>
-    <w:p>
-      <w:pPr>
-        <w:spacing w:after="0"/>
-        <w:ind w:left="820" w:hanging="420"/>
-      </w:pPr>
-      <w:r>
-        <w:rPr>
-          <w:rFonts w:ascii="Arial" w:cs="Arial" w:eastAsia="Arial" w:hAnsi="Arial"/>
-          <w:sz w:val="22"/>
-          <w:szCs w:val="22"/>
-        </w:rPr>
-        <w:t xml:space="preserve">7 – 4000 tr/mn - Démarreur sur ARRET - Lampe éteinte</w:t>
-      </w:r>
-    </w:p>
-    <w:p>
-      <w:pPr>
-        <w:spacing w:after="0"/>
-        <w:ind w:left="820" w:hanging="420"/>
-      </w:pPr>
-      <w:r>
-        <w:rPr>
-          <w:rFonts w:ascii="Arial" w:cs="Arial" w:eastAsia="Arial" w:hAnsi="Arial"/>
-          <w:sz w:val="22"/>
-          <w:szCs w:val="22"/>
-        </w:rPr>
-        <w:t xml:space="preserve">8 – Vérifications - Ralenti sur 6200 - 7000 tr/mn</w:t>
+        <w:t xml:space="preserve">1 - Faire signe au mécanicien - Extincteur en place. Abords dégagés</w:t>
+      </w:r>
+    </w:p>
+    <w:p>
+      <w:pPr>
+        <w:spacing w:after="0"/>
+        <w:ind w:left="820" w:hanging="420"/>
+      </w:pPr>
+      <w:r>
+        <w:rPr>
+          <w:rFonts w:ascii="Arial" w:cs="Arial" w:eastAsia="Arial" w:hAnsi="Arial"/>
+          <w:sz w:val="22"/>
+          <w:szCs w:val="22"/>
+        </w:rPr>
+        <w:t xml:space="preserve">2 - Commande des gaz en butée arrière</w:t>
+      </w:r>
+    </w:p>
+    <w:p>
+      <w:pPr>
+        <w:spacing w:after="0"/>
+        <w:ind w:left="820" w:hanging="420"/>
+      </w:pPr>
+      <w:r>
+        <w:rPr>
+          <w:rFonts w:ascii="Arial" w:cs="Arial" w:eastAsia="Arial" w:hAnsi="Arial"/>
+          <w:sz w:val="22"/>
+          <w:szCs w:val="22"/>
+        </w:rPr>
+        <w:t xml:space="preserve">3 - Robinet carburant gauche sur OUVERT</w:t>
+      </w:r>
+    </w:p>
+    <w:p>
+      <w:pPr>
+        <w:spacing w:after="0"/>
+        <w:ind w:left="820" w:hanging="420"/>
+      </w:pPr>
+      <w:r>
+        <w:rPr>
+          <w:rFonts w:ascii="Arial" w:cs="Arial" w:eastAsia="Arial" w:hAnsi="Arial"/>
+          <w:sz w:val="22"/>
+          <w:szCs w:val="22"/>
+        </w:rPr>
+        <w:t xml:space="preserve">4 - Démarreur sur Marche à gauche - lampe allumée</w:t>
+      </w:r>
+    </w:p>
+    <w:p>
+      <w:pPr>
+        <w:spacing w:after="0"/>
+        <w:ind w:left="820" w:hanging="420"/>
+      </w:pPr>
+      <w:r>
+        <w:rPr>
+          <w:rFonts w:ascii="Arial" w:cs="Arial" w:eastAsia="Arial" w:hAnsi="Arial"/>
+          <w:sz w:val="22"/>
+          <w:szCs w:val="22"/>
+        </w:rPr>
+        <w:t xml:space="preserve">5 - 1000 - 1200 tr/mn : injection</w:t>
+      </w:r>
+    </w:p>
+    <w:p>
+      <w:pPr>
+        <w:spacing w:after="0"/>
+        <w:ind w:left="820" w:hanging="420"/>
+      </w:pPr>
+      <w:r>
+        <w:rPr>
+          <w:rFonts w:ascii="Arial" w:cs="Arial" w:eastAsia="Arial" w:hAnsi="Arial"/>
+          <w:sz w:val="22"/>
+          <w:szCs w:val="22"/>
+        </w:rPr>
+        <w:t xml:space="preserve">6 - T4 décollée d’au moins 100°C - INJECTION = ARRET - VERIFIE</w:t>
+      </w:r>
+    </w:p>
+    <w:p>
+      <w:pPr>
+        <w:spacing w:after="0"/>
+        <w:ind w:left="820" w:hanging="420"/>
+      </w:pPr>
+      <w:r>
+        <w:rPr>
+          <w:rFonts w:ascii="Arial" w:cs="Arial" w:eastAsia="Arial" w:hAnsi="Arial"/>
+          <w:sz w:val="22"/>
+          <w:szCs w:val="22"/>
+        </w:rPr>
+        <w:t xml:space="preserve">7 - 4000 tr/mn - Démarreur sur ARRET - Lampe éteinte</w:t>
+      </w:r>
+    </w:p>
+    <w:p>
+      <w:pPr>
+        <w:spacing w:after="0"/>
+        <w:ind w:left="820" w:hanging="420"/>
+      </w:pPr>
+      <w:r>
+        <w:rPr>
+          <w:rFonts w:ascii="Arial" w:cs="Arial" w:eastAsia="Arial" w:hAnsi="Arial"/>
+          <w:sz w:val="22"/>
+          <w:szCs w:val="22"/>
+        </w:rPr>
+        <w:t xml:space="preserve">8 - Vérifications - Ralenti sur 6200 - 7000 tr/mn</w:t>
       </w:r>
     </w:p>
     <w:p>
@@ -2638,35 +2638,35 @@
           <w:sz w:val="22"/>
           <w:szCs w:val="22"/>
         </w:rPr>
-        <w:t xml:space="preserve">9 – Mise en route du réacteur droit - Identique au gauche</w:t>
-      </w:r>
-    </w:p>
-    <w:p>
-      <w:pPr>
-        <w:spacing w:after="0"/>
-        <w:ind w:left="820" w:hanging="420"/>
-      </w:pPr>
-      <w:r>
-        <w:rPr>
-          <w:rFonts w:ascii="Arial" w:cs="Arial" w:eastAsia="Arial" w:hAnsi="Arial"/>
-          <w:sz w:val="22"/>
-          <w:szCs w:val="22"/>
-        </w:rPr>
-        <w:t xml:space="preserve">10 – Batterie de champ vérifiée débranchée</w:t>
-      </w:r>
-    </w:p>
-    <w:p>
-      <w:pPr>
-        <w:spacing w:after="0"/>
-        <w:ind w:left="820" w:hanging="420"/>
-      </w:pPr>
-      <w:r>
-        <w:rPr>
-          <w:rFonts w:ascii="Arial" w:cs="Arial" w:eastAsia="Arial" w:hAnsi="Arial"/>
-          <w:sz w:val="22"/>
-          <w:szCs w:val="22"/>
-        </w:rPr>
-        <w:t xml:space="preserve">11 – Afficher 10 000 tr/mn sur les deux réacteurs - Extinction lampe géné à 7500 tr/mn</w:t>
+        <w:t xml:space="preserve">9 - Mise en route du réacteur droit - Identique au gauche</w:t>
+      </w:r>
+    </w:p>
+    <w:p>
+      <w:pPr>
+        <w:spacing w:after="0"/>
+        <w:ind w:left="820" w:hanging="420"/>
+      </w:pPr>
+      <w:r>
+        <w:rPr>
+          <w:rFonts w:ascii="Arial" w:cs="Arial" w:eastAsia="Arial" w:hAnsi="Arial"/>
+          <w:sz w:val="22"/>
+          <w:szCs w:val="22"/>
+        </w:rPr>
+        <w:t xml:space="preserve">10 - Batterie de champ vérifiée débranchée</w:t>
+      </w:r>
+    </w:p>
+    <w:p>
+      <w:pPr>
+        <w:spacing w:after="0"/>
+        <w:ind w:left="820" w:hanging="420"/>
+      </w:pPr>
+      <w:r>
+        <w:rPr>
+          <w:rFonts w:ascii="Arial" w:cs="Arial" w:eastAsia="Arial" w:hAnsi="Arial"/>
+          <w:sz w:val="22"/>
+          <w:szCs w:val="22"/>
+        </w:rPr>
+        <w:t xml:space="preserve">11 - Afficher 10 000 tr/mn sur les deux réacteurs - Extinction lampe géné à 7500 tr/mn</w:t>
       </w:r>
     </w:p>
     <w:p>
@@ -2824,77 +2824,77 @@
           <w:sz w:val="22"/>
           <w:szCs w:val="22"/>
         </w:rPr>
-        <w:t xml:space="preserve">1 – Voltmètre sur 28,5 V</w:t>
-      </w:r>
-    </w:p>
-    <w:p>
-      <w:pPr>
-        <w:spacing w:after="0"/>
-        <w:ind w:left="820" w:hanging="420"/>
-      </w:pPr>
-      <w:r>
-        <w:rPr>
-          <w:rFonts w:ascii="Arial" w:cs="Arial" w:eastAsia="Arial" w:hAnsi="Arial"/>
-          <w:sz w:val="22"/>
-          <w:szCs w:val="22"/>
-        </w:rPr>
-        <w:t xml:space="preserve">2 – Réchauffage anémomètre en marche, lampe éteinte</w:t>
-      </w:r>
-    </w:p>
-    <w:p>
-      <w:pPr>
-        <w:spacing w:after="0"/>
-        <w:ind w:left="820" w:hanging="420"/>
-      </w:pPr>
-      <w:r>
-        <w:rPr>
-          <w:rFonts w:ascii="Arial" w:cs="Arial" w:eastAsia="Arial" w:hAnsi="Arial"/>
-          <w:sz w:val="22"/>
-          <w:szCs w:val="22"/>
-        </w:rPr>
-        <w:t xml:space="preserve">3 – Horizon artificiel sur marche : bloquer l’horizon avant mise en route</w:t>
-      </w:r>
-    </w:p>
-    <w:p>
-      <w:pPr>
-        <w:spacing w:after="0"/>
-        <w:ind w:left="820" w:hanging="420"/>
-      </w:pPr>
-      <w:r>
-        <w:rPr>
-          <w:rFonts w:ascii="Arial" w:cs="Arial" w:eastAsia="Arial" w:hAnsi="Arial"/>
-          <w:sz w:val="22"/>
-          <w:szCs w:val="22"/>
-        </w:rPr>
-        <w:t xml:space="preserve">4 – Gyro-compas sur marche</w:t>
-      </w:r>
-    </w:p>
-    <w:p>
-      <w:pPr>
-        <w:spacing w:after="0"/>
-        <w:ind w:left="820" w:hanging="420"/>
-      </w:pPr>
-      <w:r>
-        <w:rPr>
-          <w:rFonts w:ascii="Arial" w:cs="Arial" w:eastAsia="Arial" w:hAnsi="Arial"/>
-          <w:sz w:val="22"/>
-          <w:szCs w:val="22"/>
-        </w:rPr>
-        <w:t xml:space="preserve">5 – Viseur sur marche</w:t>
-      </w:r>
-    </w:p>
-    <w:p>
-      <w:pPr>
-        <w:spacing w:after="0"/>
-        <w:ind w:left="820" w:hanging="420"/>
-      </w:pPr>
-      <w:r>
-        <w:rPr>
-          <w:rFonts w:ascii="Arial" w:cs="Arial" w:eastAsia="Arial" w:hAnsi="Arial"/>
-          <w:sz w:val="22"/>
-          <w:szCs w:val="22"/>
-        </w:rPr>
-        <w:t xml:space="preserve">6 – VHF, R/C, VOR sur marche</w:t>
+        <w:t xml:space="preserve">1 - Voltmètre sur 28,5 V</w:t>
+      </w:r>
+    </w:p>
+    <w:p>
+      <w:pPr>
+        <w:spacing w:after="0"/>
+        <w:ind w:left="820" w:hanging="420"/>
+      </w:pPr>
+      <w:r>
+        <w:rPr>
+          <w:rFonts w:ascii="Arial" w:cs="Arial" w:eastAsia="Arial" w:hAnsi="Arial"/>
+          <w:sz w:val="22"/>
+          <w:szCs w:val="22"/>
+        </w:rPr>
+        <w:t xml:space="preserve">2 - Réchauffage anémomètre en marche, lampe éteinte</w:t>
+      </w:r>
+    </w:p>
+    <w:p>
+      <w:pPr>
+        <w:spacing w:after="0"/>
+        <w:ind w:left="820" w:hanging="420"/>
+      </w:pPr>
+      <w:r>
+        <w:rPr>
+          <w:rFonts w:ascii="Arial" w:cs="Arial" w:eastAsia="Arial" w:hAnsi="Arial"/>
+          <w:sz w:val="22"/>
+          <w:szCs w:val="22"/>
+        </w:rPr>
+        <w:t xml:space="preserve">3 - Horizon artificiel sur marche : bloquer l’horizon avant mise en route</w:t>
+      </w:r>
+    </w:p>
+    <w:p>
+      <w:pPr>
+        <w:spacing w:after="0"/>
+        <w:ind w:left="820" w:hanging="420"/>
+      </w:pPr>
+      <w:r>
+        <w:rPr>
+          <w:rFonts w:ascii="Arial" w:cs="Arial" w:eastAsia="Arial" w:hAnsi="Arial"/>
+          <w:sz w:val="22"/>
+          <w:szCs w:val="22"/>
+        </w:rPr>
+        <w:t xml:space="preserve">4 - Gyro-compas sur marche</w:t>
+      </w:r>
+    </w:p>
+    <w:p>
+      <w:pPr>
+        <w:spacing w:after="0"/>
+        <w:ind w:left="820" w:hanging="420"/>
+      </w:pPr>
+      <w:r>
+        <w:rPr>
+          <w:rFonts w:ascii="Arial" w:cs="Arial" w:eastAsia="Arial" w:hAnsi="Arial"/>
+          <w:sz w:val="22"/>
+          <w:szCs w:val="22"/>
+        </w:rPr>
+        <w:t xml:space="preserve">5 - Viseur sur marche</w:t>
+      </w:r>
+    </w:p>
+    <w:p>
+      <w:pPr>
+        <w:spacing w:after="0"/>
+        <w:ind w:left="820" w:hanging="420"/>
+      </w:pPr>
+      <w:r>
+        <w:rPr>
+          <w:rFonts w:ascii="Arial" w:cs="Arial" w:eastAsia="Arial" w:hAnsi="Arial"/>
+          <w:sz w:val="22"/>
+          <w:szCs w:val="22"/>
+        </w:rPr>
+        <w:t xml:space="preserve">6 - VHF, R/C, VOR sur marche</w:t>
       </w:r>
     </w:p>
     <w:p>
@@ -2939,7 +2939,7 @@
           <w:sz w:val="22"/>
           <w:szCs w:val="22"/>
         </w:rPr>
-        <w:t xml:space="preserve">1 – Pas d’indication compte-tour :</w:t>
+        <w:t xml:space="preserve">1 - Pas d’indication compte-tour :</w:t>
       </w:r>
     </w:p>
     <w:p>
@@ -2989,7 +2989,7 @@
           <w:sz w:val="22"/>
           <w:szCs w:val="22"/>
         </w:rPr>
-        <w:t xml:space="preserve">2 – Après 10 secondes d’injection, pas d’indication T4 ou T4 ≥ 600°C</w:t>
+        <w:t xml:space="preserve">2 - Après 10 secondes d’injection, pas d’indication T4 ou T4 ≥ 600°C</w:t>
       </w:r>
     </w:p>
     <w:p>
@@ -3196,7 +3196,7 @@
                 <w:sz w:val="22"/>
                 <w:szCs w:val="22"/>
               </w:rPr>
-              <w:t xml:space="preserve">– attendre l’arrêt complet du réacteur</w:t>
+              <w:t xml:space="preserve">- attendre l’arrêt complet du réacteur</w:t>
             </w:r>
           </w:p>
           <w:p>
@@ -3210,7 +3210,7 @@
                 <w:sz w:val="22"/>
                 <w:szCs w:val="22"/>
               </w:rPr>
-              <w:t xml:space="preserve">– effectuer une ventilation si nécessaire</w:t>
+              <w:t xml:space="preserve">- effectuer une ventilation si nécessaire</w:t>
             </w:r>
           </w:p>
           <w:p>
@@ -3370,7 +3370,7 @@
                 <w:sz w:val="22"/>
                 <w:szCs w:val="22"/>
               </w:rPr>
-              <w:t xml:space="preserve">– si la température dépasse 600°C, arrêter le démarrage : (fermer immédiatement le robinet coupe-feu - s’assurer du retour du bouton injection. Placer l’interrupteur de démarreur sur « arrêt » - couper les disjoncteurs suivants : démarreur et pompe BP)</w:t>
+              <w:t xml:space="preserve">- si la température dépasse 600°C, arrêter le démarrage : (fermer immédiatement le robinet coupe-feu - s’assurer du retour du bouton injection. Placer l’interrupteur de démarreur sur « arrêt » - couper les disjoncteurs suivants : démarreur et pompe BP)</w:t>
             </w:r>
           </w:p>
           <w:p>
@@ -3384,7 +3384,7 @@
                 <w:sz w:val="22"/>
                 <w:szCs w:val="22"/>
               </w:rPr>
-              <w:t xml:space="preserve">– si la température atteint 700°C (fermeture tardive du robinet coupe-feu), le noter sur la forme 11 - ceci n’est toléré que cinq fois au cours de la vie du réacteur.</w:t>
+              <w:t xml:space="preserve">- si la température atteint 700°C (fermeture tardive du robinet coupe-feu), le noter sur la forme 11 - ceci n’est toléré que cinq fois au cours de la vie du réacteur.</w:t>
             </w:r>
           </w:p>
           <w:p>
@@ -3398,7 +3398,7 @@
                 <w:sz w:val="22"/>
                 <w:szCs w:val="22"/>
               </w:rPr>
-              <w:t xml:space="preserve">– si la température dépasse 700°C, le réacteur doit être retourné en usine.</w:t>
+              <w:t xml:space="preserve">- si la température dépasse 700°C, le réacteur doit être retourné en usine.</w:t>
             </w:r>
           </w:p>
           <w:p>
@@ -3442,77 +3442,77 @@
           <w:sz w:val="22"/>
           <w:szCs w:val="22"/>
         </w:rPr>
-        <w:t xml:space="preserve">1 – Verrière fermée - verrouillée - Boudin gonflé</w:t>
-      </w:r>
-    </w:p>
-    <w:p>
-      <w:pPr>
-        <w:spacing w:after="0"/>
-        <w:ind w:left="820" w:hanging="420"/>
-      </w:pPr>
-      <w:r>
-        <w:rPr>
-          <w:rFonts w:ascii="Arial" w:cs="Arial" w:eastAsia="Arial" w:hAnsi="Arial"/>
-          <w:sz w:val="22"/>
-          <w:szCs w:val="22"/>
-        </w:rPr>
-        <w:t xml:space="preserve">2 – Pressurisation sur marche, réglée</w:t>
-      </w:r>
-    </w:p>
-    <w:p>
-      <w:pPr>
-        <w:spacing w:after="0"/>
-        <w:ind w:left="820" w:hanging="420"/>
-      </w:pPr>
-      <w:r>
-        <w:rPr>
-          <w:rFonts w:ascii="Arial" w:cs="Arial" w:eastAsia="Arial" w:hAnsi="Arial"/>
-          <w:sz w:val="22"/>
-          <w:szCs w:val="22"/>
-        </w:rPr>
-        <w:t xml:space="preserve">3 – Volets essayés (sortis - rentrés)</w:t>
-      </w:r>
-    </w:p>
-    <w:p>
-      <w:pPr>
-        <w:spacing w:after="0"/>
-        <w:ind w:left="820" w:hanging="420"/>
-      </w:pPr>
-      <w:r>
-        <w:rPr>
-          <w:rFonts w:ascii="Arial" w:cs="Arial" w:eastAsia="Arial" w:hAnsi="Arial"/>
-          <w:sz w:val="22"/>
-          <w:szCs w:val="22"/>
-        </w:rPr>
-        <w:t xml:space="preserve">4 – Aéro-freins rentrés - Pression hydraulique vérifiée</w:t>
-      </w:r>
-    </w:p>
-    <w:p>
-      <w:pPr>
-        <w:spacing w:after="0"/>
-        <w:ind w:left="820" w:hanging="420"/>
-      </w:pPr>
-      <w:r>
-        <w:rPr>
-          <w:rFonts w:ascii="Arial" w:cs="Arial" w:eastAsia="Arial" w:hAnsi="Arial"/>
-          <w:sz w:val="22"/>
-          <w:szCs w:val="22"/>
-        </w:rPr>
-        <w:t xml:space="preserve">5 – Gyro compas : Comparer avec compas secours, inverseur d’asservissement sur « Asservissement gyro », indicateur d’asservissement à zéro.</w:t>
-      </w:r>
-    </w:p>
-    <w:p>
-      <w:pPr>
-        <w:spacing w:after="0"/>
-        <w:ind w:left="820" w:hanging="420"/>
-      </w:pPr>
-      <w:r>
-        <w:rPr>
-          <w:rFonts w:ascii="Arial" w:cs="Arial" w:eastAsia="Arial" w:hAnsi="Arial"/>
-          <w:sz w:val="22"/>
-          <w:szCs w:val="22"/>
-        </w:rPr>
-        <w:t xml:space="preserve">6 – Vérifications ensemble radio :</w:t>
+        <w:t xml:space="preserve">1 - Verrière fermée - verrouillée - Boudin gonflé</w:t>
+      </w:r>
+    </w:p>
+    <w:p>
+      <w:pPr>
+        <w:spacing w:after="0"/>
+        <w:ind w:left="820" w:hanging="420"/>
+      </w:pPr>
+      <w:r>
+        <w:rPr>
+          <w:rFonts w:ascii="Arial" w:cs="Arial" w:eastAsia="Arial" w:hAnsi="Arial"/>
+          <w:sz w:val="22"/>
+          <w:szCs w:val="22"/>
+        </w:rPr>
+        <w:t xml:space="preserve">2 - Pressurisation sur marche, réglée</w:t>
+      </w:r>
+    </w:p>
+    <w:p>
+      <w:pPr>
+        <w:spacing w:after="0"/>
+        <w:ind w:left="820" w:hanging="420"/>
+      </w:pPr>
+      <w:r>
+        <w:rPr>
+          <w:rFonts w:ascii="Arial" w:cs="Arial" w:eastAsia="Arial" w:hAnsi="Arial"/>
+          <w:sz w:val="22"/>
+          <w:szCs w:val="22"/>
+        </w:rPr>
+        <w:t xml:space="preserve">3 - Volets essayés (sortis - rentrés)</w:t>
+      </w:r>
+    </w:p>
+    <w:p>
+      <w:pPr>
+        <w:spacing w:after="0"/>
+        <w:ind w:left="820" w:hanging="420"/>
+      </w:pPr>
+      <w:r>
+        <w:rPr>
+          <w:rFonts w:ascii="Arial" w:cs="Arial" w:eastAsia="Arial" w:hAnsi="Arial"/>
+          <w:sz w:val="22"/>
+          <w:szCs w:val="22"/>
+        </w:rPr>
+        <w:t xml:space="preserve">4 - Aéro-freins rentrés - Pression hydraulique vérifiée</w:t>
+      </w:r>
+    </w:p>
+    <w:p>
+      <w:pPr>
+        <w:spacing w:after="0"/>
+        <w:ind w:left="820" w:hanging="420"/>
+      </w:pPr>
+      <w:r>
+        <w:rPr>
+          <w:rFonts w:ascii="Arial" w:cs="Arial" w:eastAsia="Arial" w:hAnsi="Arial"/>
+          <w:sz w:val="22"/>
+          <w:szCs w:val="22"/>
+        </w:rPr>
+        <w:t xml:space="preserve">5 - Gyro compas : Comparer avec compas secours, inverseur d’asservissement sur « Asservissement gyro », indicateur d’asservissement à zéro.</w:t>
+      </w:r>
+    </w:p>
+    <w:p>
+      <w:pPr>
+        <w:spacing w:after="0"/>
+        <w:ind w:left="820" w:hanging="420"/>
+      </w:pPr>
+      <w:r>
+        <w:rPr>
+          <w:rFonts w:ascii="Arial" w:cs="Arial" w:eastAsia="Arial" w:hAnsi="Arial"/>
+          <w:sz w:val="22"/>
+          <w:szCs w:val="22"/>
+        </w:rPr>
+        <w:t xml:space="preserve">6 - Vérifications ensemble radio :</w:t>
       </w:r>
     </w:p>
     <w:p>
@@ -3530,7 +3530,7 @@
           <w:sz w:val="22"/>
           <w:szCs w:val="22"/>
         </w:rPr>
-        <w:t xml:space="preserve">VOR — Fréquence affichée ; Indicatif et QDM = vérifiés</w:t>
+        <w:t xml:space="preserve">VOR - Fréquence affichée ; Indicatif et QDM = vérifiés</w:t>
       </w:r>
     </w:p>
     <w:p>
@@ -3548,7 +3548,7 @@
           <w:sz w:val="22"/>
           <w:szCs w:val="22"/>
         </w:rPr>
-        <w:t xml:space="preserve">R/C — a) sur antenne : Fréquence affichée, Indicatif vérifié ; b) sur automatique : Gisement vérifié ; c) sur antenne : Volume réglé au minimum</w:t>
+        <w:t xml:space="preserve">R/C - a) sur antenne : Fréquence affichée, Indicatif vérifié ; b) sur automatique : Gisement vérifié ; c) sur antenne : Volume réglé au minimum</w:t>
       </w:r>
     </w:p>
     <w:p>
@@ -3566,7 +3566,7 @@
           <w:sz w:val="22"/>
           <w:szCs w:val="22"/>
         </w:rPr>
-        <w:t xml:space="preserve">VHF — Essais des fréquences</w:t>
+        <w:t xml:space="preserve">VHF - Essais des fréquences</w:t>
       </w:r>
     </w:p>
     <w:p>
@@ -3588,105 +3588,105 @@
           <w:sz w:val="22"/>
           <w:szCs w:val="22"/>
         </w:rPr>
-        <w:t xml:space="preserve">1 – Demander l’autorisation de roulage - Q.F.E noté et affiché</w:t>
-      </w:r>
-    </w:p>
-    <w:p>
-      <w:pPr>
-        <w:spacing w:after="0"/>
-        <w:ind w:left="820" w:hanging="420"/>
-      </w:pPr>
-      <w:r>
-        <w:rPr>
-          <w:rFonts w:ascii="Arial" w:cs="Arial" w:eastAsia="Arial" w:hAnsi="Arial"/>
-          <w:sz w:val="22"/>
-          <w:szCs w:val="22"/>
-        </w:rPr>
-        <w:t xml:space="preserve">2 – Afficher 15 000 tr/mn sur FREINS - Pression hydraulique : normal 250 et secours 250</w:t>
-      </w:r>
-    </w:p>
-    <w:p>
-      <w:pPr>
-        <w:spacing w:after="0"/>
-        <w:ind w:left="820" w:hanging="420"/>
-      </w:pPr>
-      <w:r>
-        <w:rPr>
-          <w:rFonts w:ascii="Arial" w:cs="Arial" w:eastAsia="Arial" w:hAnsi="Arial"/>
-          <w:sz w:val="22"/>
-          <w:szCs w:val="22"/>
-        </w:rPr>
-        <w:t xml:space="preserve">3 – Vérifier les abords dégagés à gauche et à droite</w:t>
-      </w:r>
-    </w:p>
-    <w:p>
-      <w:pPr>
-        <w:spacing w:after="0"/>
-        <w:ind w:left="820" w:hanging="420"/>
-      </w:pPr>
-      <w:r>
-        <w:rPr>
-          <w:rFonts w:ascii="Arial" w:cs="Arial" w:eastAsia="Arial" w:hAnsi="Arial"/>
-          <w:sz w:val="22"/>
-          <w:szCs w:val="22"/>
-        </w:rPr>
-        <w:t xml:space="preserve">4 – Enlever le frein de parking</w:t>
-      </w:r>
-    </w:p>
-    <w:p>
-      <w:pPr>
-        <w:spacing w:after="0"/>
-        <w:ind w:left="820" w:hanging="420"/>
-      </w:pPr>
-      <w:r>
-        <w:rPr>
-          <w:rFonts w:ascii="Arial" w:cs="Arial" w:eastAsia="Arial" w:hAnsi="Arial"/>
-          <w:sz w:val="22"/>
-          <w:szCs w:val="22"/>
-        </w:rPr>
-        <w:t xml:space="preserve">5 – Dès que l’avion avance - Freins normaux testés</w:t>
-      </w:r>
-    </w:p>
-    <w:p>
-      <w:pPr>
-        <w:spacing w:after="0"/>
-        <w:ind w:left="820" w:hanging="420"/>
-      </w:pPr>
-      <w:r>
-        <w:rPr>
-          <w:rFonts w:ascii="Arial" w:cs="Arial" w:eastAsia="Arial" w:hAnsi="Arial"/>
-          <w:sz w:val="22"/>
-          <w:szCs w:val="22"/>
-        </w:rPr>
-        <w:t xml:space="preserve">6 – Réduire les gaz avant de virer</w:t>
-      </w:r>
-    </w:p>
-    <w:p>
-      <w:pPr>
-        <w:spacing w:after="0"/>
-        <w:ind w:left="820" w:hanging="420"/>
-      </w:pPr>
-      <w:r>
-        <w:rPr>
-          <w:rFonts w:ascii="Arial" w:cs="Arial" w:eastAsia="Arial" w:hAnsi="Arial"/>
-          <w:sz w:val="22"/>
-          <w:szCs w:val="22"/>
-        </w:rPr>
-        <w:t xml:space="preserve">7 – Rajuster les gaz en fin de virage - Régime moyen 10 000 tr/mn</w:t>
-      </w:r>
-    </w:p>
-    <w:p>
-      <w:pPr>
-        <w:spacing w:after="0"/>
-        <w:ind w:left="820" w:hanging="420"/>
-      </w:pPr>
-      <w:r>
-        <w:rPr>
-          <w:rFonts w:ascii="Arial" w:cs="Arial" w:eastAsia="Arial" w:hAnsi="Arial"/>
-          <w:sz w:val="22"/>
-          <w:szCs w:val="22"/>
-        </w:rPr>
-        <w:t xml:space="preserve">8 – Après la sortie de parking :</w:t>
+        <w:t xml:space="preserve">1 - Demander l’autorisation de roulage - Q.F.E noté et affiché</w:t>
+      </w:r>
+    </w:p>
+    <w:p>
+      <w:pPr>
+        <w:spacing w:after="0"/>
+        <w:ind w:left="820" w:hanging="420"/>
+      </w:pPr>
+      <w:r>
+        <w:rPr>
+          <w:rFonts w:ascii="Arial" w:cs="Arial" w:eastAsia="Arial" w:hAnsi="Arial"/>
+          <w:sz w:val="22"/>
+          <w:szCs w:val="22"/>
+        </w:rPr>
+        <w:t xml:space="preserve">2 - Afficher 15 000 tr/mn sur FREINS - Pression hydraulique : normal 250 et secours 250</w:t>
+      </w:r>
+    </w:p>
+    <w:p>
+      <w:pPr>
+        <w:spacing w:after="0"/>
+        <w:ind w:left="820" w:hanging="420"/>
+      </w:pPr>
+      <w:r>
+        <w:rPr>
+          <w:rFonts w:ascii="Arial" w:cs="Arial" w:eastAsia="Arial" w:hAnsi="Arial"/>
+          <w:sz w:val="22"/>
+          <w:szCs w:val="22"/>
+        </w:rPr>
+        <w:t xml:space="preserve">3 - Vérifier les abords dégagés à gauche et à droite</w:t>
+      </w:r>
+    </w:p>
+    <w:p>
+      <w:pPr>
+        <w:spacing w:after="0"/>
+        <w:ind w:left="820" w:hanging="420"/>
+      </w:pPr>
+      <w:r>
+        <w:rPr>
+          <w:rFonts w:ascii="Arial" w:cs="Arial" w:eastAsia="Arial" w:hAnsi="Arial"/>
+          <w:sz w:val="22"/>
+          <w:szCs w:val="22"/>
+        </w:rPr>
+        <w:t xml:space="preserve">4 - Enlever le frein de parking</w:t>
+      </w:r>
+    </w:p>
+    <w:p>
+      <w:pPr>
+        <w:spacing w:after="0"/>
+        <w:ind w:left="820" w:hanging="420"/>
+      </w:pPr>
+      <w:r>
+        <w:rPr>
+          <w:rFonts w:ascii="Arial" w:cs="Arial" w:eastAsia="Arial" w:hAnsi="Arial"/>
+          <w:sz w:val="22"/>
+          <w:szCs w:val="22"/>
+        </w:rPr>
+        <w:t xml:space="preserve">5 - Dès que l’avion avance - Freins normaux testés</w:t>
+      </w:r>
+    </w:p>
+    <w:p>
+      <w:pPr>
+        <w:spacing w:after="0"/>
+        <w:ind w:left="820" w:hanging="420"/>
+      </w:pPr>
+      <w:r>
+        <w:rPr>
+          <w:rFonts w:ascii="Arial" w:cs="Arial" w:eastAsia="Arial" w:hAnsi="Arial"/>
+          <w:sz w:val="22"/>
+          <w:szCs w:val="22"/>
+        </w:rPr>
+        <w:t xml:space="preserve">6 - Réduire les gaz avant de virer</w:t>
+      </w:r>
+    </w:p>
+    <w:p>
+      <w:pPr>
+        <w:spacing w:after="0"/>
+        <w:ind w:left="820" w:hanging="420"/>
+      </w:pPr>
+      <w:r>
+        <w:rPr>
+          <w:rFonts w:ascii="Arial" w:cs="Arial" w:eastAsia="Arial" w:hAnsi="Arial"/>
+          <w:sz w:val="22"/>
+          <w:szCs w:val="22"/>
+        </w:rPr>
+        <w:t xml:space="preserve">7 - Rajuster les gaz en fin de virage - Régime moyen 10 000 tr/mn</w:t>
+      </w:r>
+    </w:p>
+    <w:p>
+      <w:pPr>
+        <w:spacing w:after="0"/>
+        <w:ind w:left="820" w:hanging="420"/>
+      </w:pPr>
+      <w:r>
+        <w:rPr>
+          <w:rFonts w:ascii="Arial" w:cs="Arial" w:eastAsia="Arial" w:hAnsi="Arial"/>
+          <w:sz w:val="22"/>
+          <w:szCs w:val="22"/>
+        </w:rPr>
+        <w:t xml:space="preserve">8 - Après la sortie de parking :</w:t>
       </w:r>
     </w:p>
     <w:p>
@@ -3860,175 +3860,175 @@
           <w:sz w:val="22"/>
           <w:szCs w:val="22"/>
         </w:rPr>
-        <w:t xml:space="preserve">1 – Verrière fermée, verrouillée, lampe éteinte</w:t>
-      </w:r>
-    </w:p>
-    <w:p>
-      <w:pPr>
-        <w:spacing w:after="0"/>
-        <w:ind w:left="820" w:hanging="420"/>
-      </w:pPr>
-      <w:r>
-        <w:rPr>
-          <w:rFonts w:ascii="Arial" w:cs="Arial" w:eastAsia="Arial" w:hAnsi="Arial"/>
-          <w:sz w:val="22"/>
-          <w:szCs w:val="22"/>
-        </w:rPr>
-        <w:t xml:space="preserve">2 – Boudin gonflé</w:t>
-      </w:r>
-    </w:p>
-    <w:p>
-      <w:pPr>
-        <w:spacing w:after="0"/>
-        <w:ind w:left="820" w:hanging="420"/>
-      </w:pPr>
-      <w:r>
-        <w:rPr>
-          <w:rFonts w:ascii="Arial" w:cs="Arial" w:eastAsia="Arial" w:hAnsi="Arial"/>
-          <w:sz w:val="22"/>
-          <w:szCs w:val="22"/>
-        </w:rPr>
-        <w:t xml:space="preserve">3 – Pressurisation branchée</w:t>
-      </w:r>
-    </w:p>
-    <w:p>
-      <w:pPr>
-        <w:spacing w:after="0"/>
-        <w:ind w:left="820" w:hanging="420"/>
-      </w:pPr>
-      <w:r>
-        <w:rPr>
-          <w:rFonts w:ascii="Arial" w:cs="Arial" w:eastAsia="Arial" w:hAnsi="Arial"/>
-          <w:sz w:val="22"/>
-          <w:szCs w:val="22"/>
-        </w:rPr>
-        <w:t xml:space="preserve">4 – Volets à 15°</w:t>
-      </w:r>
-    </w:p>
-    <w:p>
-      <w:pPr>
-        <w:spacing w:after="0"/>
-        <w:ind w:left="820" w:hanging="420"/>
-      </w:pPr>
-      <w:r>
-        <w:rPr>
-          <w:rFonts w:ascii="Arial" w:cs="Arial" w:eastAsia="Arial" w:hAnsi="Arial"/>
-          <w:sz w:val="22"/>
-          <w:szCs w:val="22"/>
-        </w:rPr>
-        <w:t xml:space="preserve">5 – A.F. rentrés</w:t>
-      </w:r>
-    </w:p>
-    <w:p>
-      <w:pPr>
-        <w:spacing w:after="0"/>
-        <w:ind w:left="820" w:hanging="420"/>
-      </w:pPr>
-      <w:r>
-        <w:rPr>
-          <w:rFonts w:ascii="Arial" w:cs="Arial" w:eastAsia="Arial" w:hAnsi="Arial"/>
-          <w:sz w:val="22"/>
-          <w:szCs w:val="22"/>
-        </w:rPr>
-        <w:t xml:space="preserve">6 – Manettes de gaz serrées</w:t>
-      </w:r>
-    </w:p>
-    <w:p>
-      <w:pPr>
-        <w:spacing w:after="0"/>
-        <w:ind w:left="820" w:hanging="420"/>
-      </w:pPr>
-      <w:r>
-        <w:rPr>
-          <w:rFonts w:ascii="Arial" w:cs="Arial" w:eastAsia="Arial" w:hAnsi="Arial"/>
-          <w:sz w:val="22"/>
-          <w:szCs w:val="22"/>
-        </w:rPr>
-        <w:t xml:space="preserve">7 – Compensateur réglé</w:t>
-      </w:r>
-    </w:p>
-    <w:p>
-      <w:pPr>
-        <w:spacing w:after="0"/>
-        <w:ind w:left="820" w:hanging="420"/>
-      </w:pPr>
-      <w:r>
-        <w:rPr>
-          <w:rFonts w:ascii="Arial" w:cs="Arial" w:eastAsia="Arial" w:hAnsi="Arial"/>
-          <w:sz w:val="22"/>
-          <w:szCs w:val="22"/>
-        </w:rPr>
-        <w:t xml:space="preserve">8 – Commandes libres</w:t>
-      </w:r>
-    </w:p>
-    <w:p>
-      <w:pPr>
-        <w:spacing w:after="0"/>
-        <w:ind w:left="820" w:hanging="420"/>
-      </w:pPr>
-      <w:r>
-        <w:rPr>
-          <w:rFonts w:ascii="Arial" w:cs="Arial" w:eastAsia="Arial" w:hAnsi="Arial"/>
-          <w:sz w:val="22"/>
-          <w:szCs w:val="22"/>
-        </w:rPr>
-        <w:t xml:space="preserve">9 – Altimètre réglé, erreur notée</w:t>
-      </w:r>
-    </w:p>
-    <w:p>
-      <w:pPr>
-        <w:spacing w:after="0"/>
-        <w:ind w:left="820" w:hanging="420"/>
-      </w:pPr>
-      <w:r>
-        <w:rPr>
-          <w:rFonts w:ascii="Arial" w:cs="Arial" w:eastAsia="Arial" w:hAnsi="Arial"/>
-          <w:sz w:val="22"/>
-          <w:szCs w:val="22"/>
-        </w:rPr>
-        <w:t xml:space="preserve">10 – Gyro-compas sur asservissement gyro</w:t>
-      </w:r>
-    </w:p>
-    <w:p>
-      <w:pPr>
-        <w:spacing w:after="0"/>
-        <w:ind w:left="820" w:hanging="420"/>
-      </w:pPr>
-      <w:r>
-        <w:rPr>
-          <w:rFonts w:ascii="Arial" w:cs="Arial" w:eastAsia="Arial" w:hAnsi="Arial"/>
-          <w:sz w:val="22"/>
-          <w:szCs w:val="22"/>
-        </w:rPr>
-        <w:t xml:space="preserve">11 – Harnais serrés, bloqués - Mousqueton accroché</w:t>
-      </w:r>
-    </w:p>
-    <w:p>
-      <w:pPr>
-        <w:spacing w:after="0"/>
-        <w:ind w:left="820" w:hanging="420"/>
-      </w:pPr>
-      <w:r>
-        <w:rPr>
-          <w:rFonts w:ascii="Arial" w:cs="Arial" w:eastAsia="Arial" w:hAnsi="Arial"/>
-          <w:sz w:val="22"/>
-          <w:szCs w:val="22"/>
-        </w:rPr>
-        <w:t xml:space="preserve">12 – Oxygène 100% - fonctionnement blinker</w:t>
-      </w:r>
-    </w:p>
-    <w:p>
-      <w:pPr>
-        <w:spacing w:after="0"/>
-        <w:ind w:left="820" w:hanging="420"/>
-      </w:pPr>
-      <w:r>
-        <w:rPr>
-          <w:rFonts w:ascii="Arial" w:cs="Arial" w:eastAsia="Arial" w:hAnsi="Arial"/>
-          <w:sz w:val="22"/>
-          <w:szCs w:val="22"/>
-        </w:rPr>
-        <w:t xml:space="preserve">13 – Pétrole - Jaugeur (transfert vérifié)</w:t>
+        <w:t xml:space="preserve">1 - Verrière fermée, verrouillée, lampe éteinte</w:t>
+      </w:r>
+    </w:p>
+    <w:p>
+      <w:pPr>
+        <w:spacing w:after="0"/>
+        <w:ind w:left="820" w:hanging="420"/>
+      </w:pPr>
+      <w:r>
+        <w:rPr>
+          <w:rFonts w:ascii="Arial" w:cs="Arial" w:eastAsia="Arial" w:hAnsi="Arial"/>
+          <w:sz w:val="22"/>
+          <w:szCs w:val="22"/>
+        </w:rPr>
+        <w:t xml:space="preserve">2 - Boudin gonflé</w:t>
+      </w:r>
+    </w:p>
+    <w:p>
+      <w:pPr>
+        <w:spacing w:after="0"/>
+        <w:ind w:left="820" w:hanging="420"/>
+      </w:pPr>
+      <w:r>
+        <w:rPr>
+          <w:rFonts w:ascii="Arial" w:cs="Arial" w:eastAsia="Arial" w:hAnsi="Arial"/>
+          <w:sz w:val="22"/>
+          <w:szCs w:val="22"/>
+        </w:rPr>
+        <w:t xml:space="preserve">3 - Pressurisation branchée</w:t>
+      </w:r>
+    </w:p>
+    <w:p>
+      <w:pPr>
+        <w:spacing w:after="0"/>
+        <w:ind w:left="820" w:hanging="420"/>
+      </w:pPr>
+      <w:r>
+        <w:rPr>
+          <w:rFonts w:ascii="Arial" w:cs="Arial" w:eastAsia="Arial" w:hAnsi="Arial"/>
+          <w:sz w:val="22"/>
+          <w:szCs w:val="22"/>
+        </w:rPr>
+        <w:t xml:space="preserve">4 - Volets à 15°</w:t>
+      </w:r>
+    </w:p>
+    <w:p>
+      <w:pPr>
+        <w:spacing w:after="0"/>
+        <w:ind w:left="820" w:hanging="420"/>
+      </w:pPr>
+      <w:r>
+        <w:rPr>
+          <w:rFonts w:ascii="Arial" w:cs="Arial" w:eastAsia="Arial" w:hAnsi="Arial"/>
+          <w:sz w:val="22"/>
+          <w:szCs w:val="22"/>
+        </w:rPr>
+        <w:t xml:space="preserve">5 - A.F. rentrés</w:t>
+      </w:r>
+    </w:p>
+    <w:p>
+      <w:pPr>
+        <w:spacing w:after="0"/>
+        <w:ind w:left="820" w:hanging="420"/>
+      </w:pPr>
+      <w:r>
+        <w:rPr>
+          <w:rFonts w:ascii="Arial" w:cs="Arial" w:eastAsia="Arial" w:hAnsi="Arial"/>
+          <w:sz w:val="22"/>
+          <w:szCs w:val="22"/>
+        </w:rPr>
+        <w:t xml:space="preserve">6 - Manettes de gaz serrées</w:t>
+      </w:r>
+    </w:p>
+    <w:p>
+      <w:pPr>
+        <w:spacing w:after="0"/>
+        <w:ind w:left="820" w:hanging="420"/>
+      </w:pPr>
+      <w:r>
+        <w:rPr>
+          <w:rFonts w:ascii="Arial" w:cs="Arial" w:eastAsia="Arial" w:hAnsi="Arial"/>
+          <w:sz w:val="22"/>
+          <w:szCs w:val="22"/>
+        </w:rPr>
+        <w:t xml:space="preserve">7 - Compensateur réglé</w:t>
+      </w:r>
+    </w:p>
+    <w:p>
+      <w:pPr>
+        <w:spacing w:after="0"/>
+        <w:ind w:left="820" w:hanging="420"/>
+      </w:pPr>
+      <w:r>
+        <w:rPr>
+          <w:rFonts w:ascii="Arial" w:cs="Arial" w:eastAsia="Arial" w:hAnsi="Arial"/>
+          <w:sz w:val="22"/>
+          <w:szCs w:val="22"/>
+        </w:rPr>
+        <w:t xml:space="preserve">8 - Commandes libres</w:t>
+      </w:r>
+    </w:p>
+    <w:p>
+      <w:pPr>
+        <w:spacing w:after="0"/>
+        <w:ind w:left="820" w:hanging="420"/>
+      </w:pPr>
+      <w:r>
+        <w:rPr>
+          <w:rFonts w:ascii="Arial" w:cs="Arial" w:eastAsia="Arial" w:hAnsi="Arial"/>
+          <w:sz w:val="22"/>
+          <w:szCs w:val="22"/>
+        </w:rPr>
+        <w:t xml:space="preserve">9 - Altimètre réglé, erreur notée</w:t>
+      </w:r>
+    </w:p>
+    <w:p>
+      <w:pPr>
+        <w:spacing w:after="0"/>
+        <w:ind w:left="820" w:hanging="420"/>
+      </w:pPr>
+      <w:r>
+        <w:rPr>
+          <w:rFonts w:ascii="Arial" w:cs="Arial" w:eastAsia="Arial" w:hAnsi="Arial"/>
+          <w:sz w:val="22"/>
+          <w:szCs w:val="22"/>
+        </w:rPr>
+        <w:t xml:space="preserve">10 - Gyro-compas sur asservissement gyro</w:t>
+      </w:r>
+    </w:p>
+    <w:p>
+      <w:pPr>
+        <w:spacing w:after="0"/>
+        <w:ind w:left="820" w:hanging="420"/>
+      </w:pPr>
+      <w:r>
+        <w:rPr>
+          <w:rFonts w:ascii="Arial" w:cs="Arial" w:eastAsia="Arial" w:hAnsi="Arial"/>
+          <w:sz w:val="22"/>
+          <w:szCs w:val="22"/>
+        </w:rPr>
+        <w:t xml:space="preserve">11 - Harnais serrés, bloqués - Mousqueton accroché</w:t>
+      </w:r>
+    </w:p>
+    <w:p>
+      <w:pPr>
+        <w:spacing w:after="0"/>
+        <w:ind w:left="820" w:hanging="420"/>
+      </w:pPr>
+      <w:r>
+        <w:rPr>
+          <w:rFonts w:ascii="Arial" w:cs="Arial" w:eastAsia="Arial" w:hAnsi="Arial"/>
+          <w:sz w:val="22"/>
+          <w:szCs w:val="22"/>
+        </w:rPr>
+        <w:t xml:space="preserve">12 - Oxygène 100% - fonctionnement blinker</w:t>
+      </w:r>
+    </w:p>
+    <w:p>
+      <w:pPr>
+        <w:spacing w:after="0"/>
+        <w:ind w:left="820" w:hanging="420"/>
+      </w:pPr>
+      <w:r>
+        <w:rPr>
+          <w:rFonts w:ascii="Arial" w:cs="Arial" w:eastAsia="Arial" w:hAnsi="Arial"/>
+          <w:sz w:val="22"/>
+          <w:szCs w:val="22"/>
+        </w:rPr>
+        <w:t xml:space="preserve">13 - Pétrole - Jaugeur (transfert vérifié)</w:t>
       </w:r>
     </w:p>
     <w:p>
@@ -4215,7 +4215,7 @@
           <w:sz w:val="22"/>
           <w:szCs w:val="22"/>
         </w:rPr>
-        <w:t xml:space="preserve">1 – Instruments moteur</w:t>
+        <w:t xml:space="preserve">1 - Instruments moteur</w:t>
       </w:r>
     </w:p>
     <w:p>
@@ -4251,7 +4251,7 @@
           <w:sz w:val="22"/>
           <w:szCs w:val="22"/>
         </w:rPr>
-        <w:t xml:space="preserve">T4 : ≤ 650°C — autorisé 665°C, maximum 3 secondes</w:t>
+        <w:t xml:space="preserve">T4 : ≤ 650°C - autorisé 665°C, maximum 3 secondes</w:t>
       </w:r>
     </w:p>
     <w:p>
@@ -4337,7 +4337,7 @@
           <w:sz w:val="22"/>
           <w:szCs w:val="22"/>
         </w:rPr>
-        <w:t xml:space="preserve">2 – Instruments de vol</w:t>
+        <w:t xml:space="preserve">2 - Instruments de vol</w:t>
       </w:r>
     </w:p>
     <w:p>
@@ -4387,21 +4387,21 @@
           <w:sz w:val="22"/>
           <w:szCs w:val="22"/>
         </w:rPr>
-        <w:t xml:space="preserve">3 – Pas de lampe rouge</w:t>
-      </w:r>
-    </w:p>
-    <w:p>
-      <w:pPr>
-        <w:spacing w:after="0"/>
-        <w:ind w:left="820" w:hanging="420"/>
-      </w:pPr>
-      <w:r>
-        <w:rPr>
-          <w:rFonts w:ascii="Arial" w:cs="Arial" w:eastAsia="Arial" w:hAnsi="Arial"/>
-          <w:sz w:val="22"/>
-          <w:szCs w:val="22"/>
-        </w:rPr>
-        <w:t xml:space="preserve">4 – Index chrono</w:t>
+        <w:t xml:space="preserve">3 - Pas de lampe rouge</w:t>
+      </w:r>
+    </w:p>
+    <w:p>
+      <w:pPr>
+        <w:spacing w:after="0"/>
+        <w:ind w:left="820" w:hanging="420"/>
+      </w:pPr>
+      <w:r>
+        <w:rPr>
+          <w:rFonts w:ascii="Arial" w:cs="Arial" w:eastAsia="Arial" w:hAnsi="Arial"/>
+          <w:sz w:val="22"/>
+          <w:szCs w:val="22"/>
+        </w:rPr>
+        <w:t xml:space="preserve">4 - Index chrono</w:t>
       </w:r>
     </w:p>
     <w:p>
@@ -4924,7 +4924,7 @@
           <w:sz w:val="22"/>
           <w:szCs w:val="22"/>
         </w:rPr>
-        <w:t xml:space="preserve">1 – Moteur</w:t>
+        <w:t xml:space="preserve">1 - Moteur</w:t>
       </w:r>
     </w:p>
     <w:p>
@@ -4992,49 +4992,49 @@
           <w:sz w:val="22"/>
           <w:szCs w:val="22"/>
         </w:rPr>
-        <w:t xml:space="preserve">2 – Oxygène</w:t>
-      </w:r>
-    </w:p>
-    <w:p>
-      <w:pPr>
-        <w:spacing w:after="0"/>
-        <w:ind w:left="820" w:hanging="420"/>
-      </w:pPr>
-      <w:r>
-        <w:rPr>
-          <w:rFonts w:ascii="Arial" w:cs="Arial" w:eastAsia="Arial" w:hAnsi="Arial"/>
-          <w:sz w:val="22"/>
-          <w:szCs w:val="22"/>
-        </w:rPr>
-        <w:t xml:space="preserve">3 – Pressurisation</w:t>
-      </w:r>
-    </w:p>
-    <w:p>
-      <w:pPr>
-        <w:spacing w:after="0"/>
-        <w:ind w:left="820" w:hanging="420"/>
-      </w:pPr>
-      <w:r>
-        <w:rPr>
-          <w:rFonts w:ascii="Arial" w:cs="Arial" w:eastAsia="Arial" w:hAnsi="Arial"/>
-          <w:sz w:val="22"/>
-          <w:szCs w:val="22"/>
-        </w:rPr>
-        <w:t xml:space="preserve">4 – Voltmètre</w:t>
-      </w:r>
-    </w:p>
-    <w:p>
-      <w:pPr>
-        <w:spacing w:after="0"/>
-        <w:ind w:left="820" w:hanging="420"/>
-      </w:pPr>
-      <w:r>
-        <w:rPr>
-          <w:rFonts w:ascii="Arial" w:cs="Arial" w:eastAsia="Arial" w:hAnsi="Arial"/>
-          <w:sz w:val="22"/>
-          <w:szCs w:val="22"/>
-        </w:rPr>
-        <w:t xml:space="preserve">5 – Pétrole</w:t>
+        <w:t xml:space="preserve">2 - Oxygène</w:t>
+      </w:r>
+    </w:p>
+    <w:p>
+      <w:pPr>
+        <w:spacing w:after="0"/>
+        <w:ind w:left="820" w:hanging="420"/>
+      </w:pPr>
+      <w:r>
+        <w:rPr>
+          <w:rFonts w:ascii="Arial" w:cs="Arial" w:eastAsia="Arial" w:hAnsi="Arial"/>
+          <w:sz w:val="22"/>
+          <w:szCs w:val="22"/>
+        </w:rPr>
+        <w:t xml:space="preserve">3 - Pressurisation</w:t>
+      </w:r>
+    </w:p>
+    <w:p>
+      <w:pPr>
+        <w:spacing w:after="0"/>
+        <w:ind w:left="820" w:hanging="420"/>
+      </w:pPr>
+      <w:r>
+        <w:rPr>
+          <w:rFonts w:ascii="Arial" w:cs="Arial" w:eastAsia="Arial" w:hAnsi="Arial"/>
+          <w:sz w:val="22"/>
+          <w:szCs w:val="22"/>
+        </w:rPr>
+        <w:t xml:space="preserve">4 - Voltmètre</w:t>
+      </w:r>
+    </w:p>
+    <w:p>
+      <w:pPr>
+        <w:spacing w:after="0"/>
+        <w:ind w:left="820" w:hanging="420"/>
+      </w:pPr>
+      <w:r>
+        <w:rPr>
+          <w:rFonts w:ascii="Arial" w:cs="Arial" w:eastAsia="Arial" w:hAnsi="Arial"/>
+          <w:sz w:val="22"/>
+          <w:szCs w:val="22"/>
+        </w:rPr>
+        <w:t xml:space="preserve">5 - Pétrole</w:t>
       </w:r>
     </w:p>
     <w:p>
@@ -5066,7 +5066,7 @@
           <w:sz w:val="22"/>
           <w:szCs w:val="22"/>
         </w:rPr>
-        <w:t xml:space="preserve">6 – Pas de lampes rouges</w:t>
+        <w:t xml:space="preserve">6 - Pas de lampes rouges</w:t>
       </w:r>
     </w:p>
     <w:p>
@@ -5245,7 +5245,7 @@
           <w:sz w:val="22"/>
           <w:szCs w:val="22"/>
         </w:rPr>
-        <w:t xml:space="preserve">Vw = 100 nœuds de face — Z = 25 000 pieds — N = 19 500 tr/mn</w:t>
+        <w:t xml:space="preserve">Vw = 100 nœuds de face - Z = 25 000 pieds - N = 19 500 tr/mn</w:t>
       </w:r>
     </w:p>
     <w:p>
@@ -5259,7 +5259,7 @@
           <w:sz w:val="22"/>
           <w:szCs w:val="22"/>
         </w:rPr>
-        <w:t xml:space="preserve">Vw = 50 nœuds de face — Z = 15 000 pieds — N = 18 500 tr/mn</w:t>
+        <w:t xml:space="preserve">Vw = 50 nœuds de face - Z = 15 000 pieds - N = 18 500 tr/mn</w:t>
       </w:r>
     </w:p>
     <w:p>
@@ -5892,7 +5892,7 @@
           <w:sz w:val="22"/>
           <w:szCs w:val="22"/>
         </w:rPr>
-        <w:t xml:space="preserve">1 – adopter les paramètres suivants pour la percée et la finale GCA :</w:t>
+        <w:t xml:space="preserve">1 - adopter les paramètres suivants pour la percée et la finale GCA :</w:t>
       </w:r>
     </w:p>
     <w:tbl>
@@ -6733,21 +6733,21 @@
           <w:sz w:val="22"/>
           <w:szCs w:val="22"/>
         </w:rPr>
-        <w:t xml:space="preserve">2 – n’effectuer une finale GCA que si les conditions météorologiques la rendent indispensable : dans ce cas ne réduire les réacteurs que lorsque l’atterrissage est assuré.</w:t>
-      </w:r>
-    </w:p>
-    <w:p>
-      <w:pPr>
-        <w:spacing w:after="0"/>
-        <w:ind w:left="820" w:hanging="420"/>
-      </w:pPr>
-      <w:r>
-        <w:rPr>
-          <w:rFonts w:ascii="Arial" w:cs="Arial" w:eastAsia="Arial" w:hAnsi="Arial"/>
-          <w:sz w:val="22"/>
-          <w:szCs w:val="22"/>
-        </w:rPr>
-        <w:t xml:space="preserve">3 – effectuer les changements de régime d’abord sur le réacteur droit, puis sur le gauche.</w:t>
+        <w:t xml:space="preserve">2 - n’effectuer une finale GCA que si les conditions météorologiques la rendent indispensable : dans ce cas ne réduire les réacteurs que lorsque l’atterrissage est assuré.</w:t>
+      </w:r>
+    </w:p>
+    <w:p>
+      <w:pPr>
+        <w:spacing w:after="0"/>
+        <w:ind w:left="820" w:hanging="420"/>
+      </w:pPr>
+      <w:r>
+        <w:rPr>
+          <w:rFonts w:ascii="Arial" w:cs="Arial" w:eastAsia="Arial" w:hAnsi="Arial"/>
+          <w:sz w:val="22"/>
+          <w:szCs w:val="22"/>
+        </w:rPr>
+        <w:t xml:space="preserve">3 - effectuer les changements de régime d’abord sur le réacteur droit, puis sur le gauche.</w:t>
       </w:r>
     </w:p>
     <w:p>
@@ -7008,35 +7008,35 @@
           <w:sz w:val="22"/>
           <w:szCs w:val="22"/>
         </w:rPr>
-        <w:t xml:space="preserve">1 – Harnais - Mousqueton débranché</w:t>
-      </w:r>
-    </w:p>
-    <w:p>
-      <w:pPr>
-        <w:spacing w:after="0"/>
-        <w:ind w:left="820" w:hanging="420"/>
-      </w:pPr>
-      <w:r>
-        <w:rPr>
-          <w:rFonts w:ascii="Arial" w:cs="Arial" w:eastAsia="Arial" w:hAnsi="Arial"/>
-          <w:sz w:val="22"/>
-          <w:szCs w:val="22"/>
-        </w:rPr>
-        <w:t xml:space="preserve">2 – Pressurisation coupée</w:t>
-      </w:r>
-    </w:p>
-    <w:p>
-      <w:pPr>
-        <w:spacing w:after="0"/>
-        <w:ind w:left="820" w:hanging="420"/>
-      </w:pPr>
-      <w:r>
-        <w:rPr>
-          <w:rFonts w:ascii="Arial" w:cs="Arial" w:eastAsia="Arial" w:hAnsi="Arial"/>
-          <w:sz w:val="22"/>
-          <w:szCs w:val="22"/>
-        </w:rPr>
-        <w:t xml:space="preserve">3 – Boudin dégonflé</w:t>
+        <w:t xml:space="preserve">1 - Harnais - Mousqueton débranché</w:t>
+      </w:r>
+    </w:p>
+    <w:p>
+      <w:pPr>
+        <w:spacing w:after="0"/>
+        <w:ind w:left="820" w:hanging="420"/>
+      </w:pPr>
+      <w:r>
+        <w:rPr>
+          <w:rFonts w:ascii="Arial" w:cs="Arial" w:eastAsia="Arial" w:hAnsi="Arial"/>
+          <w:sz w:val="22"/>
+          <w:szCs w:val="22"/>
+        </w:rPr>
+        <w:t xml:space="preserve">2 - Pressurisation coupée</w:t>
+      </w:r>
+    </w:p>
+    <w:p>
+      <w:pPr>
+        <w:spacing w:after="0"/>
+        <w:ind w:left="820" w:hanging="420"/>
+      </w:pPr>
+      <w:r>
+        <w:rPr>
+          <w:rFonts w:ascii="Arial" w:cs="Arial" w:eastAsia="Arial" w:hAnsi="Arial"/>
+          <w:sz w:val="22"/>
+          <w:szCs w:val="22"/>
+        </w:rPr>
+        <w:t xml:space="preserve">3 - Boudin dégonflé</w:t>
       </w:r>
     </w:p>
     <w:p>
@@ -7064,49 +7064,49 @@
           <w:sz w:val="22"/>
           <w:szCs w:val="22"/>
         </w:rPr>
-        <w:t xml:space="preserve">4 – Volets rentrés</w:t>
-      </w:r>
-    </w:p>
-    <w:p>
-      <w:pPr>
-        <w:spacing w:after="0"/>
-        <w:ind w:left="820" w:hanging="420"/>
-      </w:pPr>
-      <w:r>
-        <w:rPr>
-          <w:rFonts w:ascii="Arial" w:cs="Arial" w:eastAsia="Arial" w:hAnsi="Arial"/>
-          <w:sz w:val="22"/>
-          <w:szCs w:val="22"/>
-        </w:rPr>
-        <w:t xml:space="preserve">5 – A.F. rentrés</w:t>
-      </w:r>
-    </w:p>
-    <w:p>
-      <w:pPr>
-        <w:spacing w:after="0"/>
-        <w:ind w:left="820" w:hanging="420"/>
-      </w:pPr>
-      <w:r>
-        <w:rPr>
-          <w:rFonts w:ascii="Arial" w:cs="Arial" w:eastAsia="Arial" w:hAnsi="Arial"/>
-          <w:sz w:val="22"/>
-          <w:szCs w:val="22"/>
-        </w:rPr>
-        <w:t xml:space="preserve">6 – Compensateur à zéro</w:t>
-      </w:r>
-    </w:p>
-    <w:p>
-      <w:pPr>
-        <w:spacing w:after="0"/>
-        <w:ind w:left="820" w:hanging="420"/>
-      </w:pPr>
-      <w:r>
-        <w:rPr>
-          <w:rFonts w:ascii="Arial" w:cs="Arial" w:eastAsia="Arial" w:hAnsi="Arial"/>
-          <w:sz w:val="22"/>
-          <w:szCs w:val="22"/>
-        </w:rPr>
-        <w:t xml:space="preserve">7 – R/C coupé — VOR coupé (si retour au parking)</w:t>
+        <w:t xml:space="preserve">4 - Volets rentrés</w:t>
+      </w:r>
+    </w:p>
+    <w:p>
+      <w:pPr>
+        <w:spacing w:after="0"/>
+        <w:ind w:left="820" w:hanging="420"/>
+      </w:pPr>
+      <w:r>
+        <w:rPr>
+          <w:rFonts w:ascii="Arial" w:cs="Arial" w:eastAsia="Arial" w:hAnsi="Arial"/>
+          <w:sz w:val="22"/>
+          <w:szCs w:val="22"/>
+        </w:rPr>
+        <w:t xml:space="preserve">5 - A.F. rentrés</w:t>
+      </w:r>
+    </w:p>
+    <w:p>
+      <w:pPr>
+        <w:spacing w:after="0"/>
+        <w:ind w:left="820" w:hanging="420"/>
+      </w:pPr>
+      <w:r>
+        <w:rPr>
+          <w:rFonts w:ascii="Arial" w:cs="Arial" w:eastAsia="Arial" w:hAnsi="Arial"/>
+          <w:sz w:val="22"/>
+          <w:szCs w:val="22"/>
+        </w:rPr>
+        <w:t xml:space="preserve">6 - Compensateur à zéro</w:t>
+      </w:r>
+    </w:p>
+    <w:p>
+      <w:pPr>
+        <w:spacing w:after="0"/>
+        <w:ind w:left="820" w:hanging="420"/>
+      </w:pPr>
+      <w:r>
+        <w:rPr>
+          <w:rFonts w:ascii="Arial" w:cs="Arial" w:eastAsia="Arial" w:hAnsi="Arial"/>
+          <w:sz w:val="22"/>
+          <w:szCs w:val="22"/>
+        </w:rPr>
+        <w:t xml:space="preserve">7 - R/C coupé - VOR coupé (si retour au parking)</w:t>
       </w:r>
     </w:p>
     <w:p>
@@ -7128,161 +7128,161 @@
           <w:sz w:val="22"/>
           <w:szCs w:val="22"/>
         </w:rPr>
-        <w:t xml:space="preserve">1 – Faire mettre les cales</w:t>
-      </w:r>
-    </w:p>
-    <w:p>
-      <w:pPr>
-        <w:spacing w:after="0"/>
-        <w:ind w:left="820" w:hanging="420"/>
-      </w:pPr>
-      <w:r>
-        <w:rPr>
-          <w:rFonts w:ascii="Arial" w:cs="Arial" w:eastAsia="Arial" w:hAnsi="Arial"/>
-          <w:sz w:val="22"/>
-          <w:szCs w:val="22"/>
-        </w:rPr>
-        <w:t xml:space="preserve">2 – Régime réacteurs sur 10 000 tr/mn pendant 30 secondes</w:t>
-      </w:r>
-    </w:p>
-    <w:p>
-      <w:pPr>
-        <w:spacing w:after="0"/>
-        <w:ind w:left="820" w:hanging="420"/>
-      </w:pPr>
-      <w:r>
-        <w:rPr>
-          <w:rFonts w:ascii="Arial" w:cs="Arial" w:eastAsia="Arial" w:hAnsi="Arial"/>
-          <w:sz w:val="22"/>
-          <w:szCs w:val="22"/>
-        </w:rPr>
-        <w:t xml:space="preserve">3 – Contacts vol de nuit coupés</w:t>
-      </w:r>
-    </w:p>
-    <w:p>
-      <w:pPr>
-        <w:spacing w:after="0"/>
-        <w:ind w:left="820" w:hanging="420"/>
-      </w:pPr>
-      <w:r>
-        <w:rPr>
-          <w:rFonts w:ascii="Arial" w:cs="Arial" w:eastAsia="Arial" w:hAnsi="Arial"/>
-          <w:sz w:val="22"/>
-          <w:szCs w:val="22"/>
-        </w:rPr>
-        <w:t xml:space="preserve">4 – Gyro-compas sur arrêt</w:t>
-      </w:r>
-    </w:p>
-    <w:p>
-      <w:pPr>
-        <w:spacing w:after="0"/>
-        <w:ind w:left="820" w:hanging="420"/>
-      </w:pPr>
-      <w:r>
-        <w:rPr>
-          <w:rFonts w:ascii="Arial" w:cs="Arial" w:eastAsia="Arial" w:hAnsi="Arial"/>
-          <w:sz w:val="22"/>
-          <w:szCs w:val="22"/>
-        </w:rPr>
-        <w:t xml:space="preserve">5 – Réchauffage anémo sur arrêt</w:t>
-      </w:r>
-    </w:p>
-    <w:p>
-      <w:pPr>
-        <w:spacing w:after="0"/>
-        <w:ind w:left="820" w:hanging="420"/>
-      </w:pPr>
-      <w:r>
-        <w:rPr>
-          <w:rFonts w:ascii="Arial" w:cs="Arial" w:eastAsia="Arial" w:hAnsi="Arial"/>
-          <w:sz w:val="22"/>
-          <w:szCs w:val="22"/>
-        </w:rPr>
-        <w:t xml:space="preserve">6 – Horizon sur arrêt</w:t>
-      </w:r>
-    </w:p>
-    <w:p>
-      <w:pPr>
-        <w:spacing w:after="0"/>
-        <w:ind w:left="820" w:hanging="420"/>
-      </w:pPr>
-      <w:r>
-        <w:rPr>
-          <w:rFonts w:ascii="Arial" w:cs="Arial" w:eastAsia="Arial" w:hAnsi="Arial"/>
-          <w:sz w:val="22"/>
-          <w:szCs w:val="22"/>
-        </w:rPr>
-        <w:t xml:space="preserve">7 – Viseur sur arrêt</w:t>
-      </w:r>
-    </w:p>
-    <w:p>
-      <w:pPr>
-        <w:spacing w:after="0"/>
-        <w:ind w:left="820" w:hanging="420"/>
-      </w:pPr>
-      <w:r>
-        <w:rPr>
-          <w:rFonts w:ascii="Arial" w:cs="Arial" w:eastAsia="Arial" w:hAnsi="Arial"/>
-          <w:sz w:val="22"/>
-          <w:szCs w:val="22"/>
-        </w:rPr>
-        <w:t xml:space="preserve">8 – VHF - T.B. - Balises coupées</w:t>
-      </w:r>
-    </w:p>
-    <w:p>
-      <w:pPr>
-        <w:spacing w:after="0"/>
-        <w:ind w:left="820" w:hanging="420"/>
-      </w:pPr>
-      <w:r>
-        <w:rPr>
-          <w:rFonts w:ascii="Arial" w:cs="Arial" w:eastAsia="Arial" w:hAnsi="Arial"/>
-          <w:sz w:val="22"/>
-          <w:szCs w:val="22"/>
-        </w:rPr>
-        <w:t xml:space="preserve">9 – Couper robinets carburant du réacteur droit - Quand le régime tombe à 5000 tr/mn, couper le robinet carburant du réacteur gauche.</w:t>
-      </w:r>
-    </w:p>
-    <w:p>
-      <w:pPr>
-        <w:spacing w:after="0"/>
-        <w:ind w:left="820" w:hanging="420"/>
-      </w:pPr>
-      <w:r>
-        <w:rPr>
-          <w:rFonts w:ascii="Arial" w:cs="Arial" w:eastAsia="Arial" w:hAnsi="Arial"/>
-          <w:sz w:val="22"/>
-          <w:szCs w:val="22"/>
-        </w:rPr>
-        <w:t xml:space="preserve">10 – Contact batterie coupé</w:t>
-      </w:r>
-    </w:p>
-    <w:p>
-      <w:pPr>
-        <w:spacing w:after="0"/>
-        <w:ind w:left="820" w:hanging="420"/>
-      </w:pPr>
-      <w:r>
-        <w:rPr>
-          <w:rFonts w:ascii="Arial" w:cs="Arial" w:eastAsia="Arial" w:hAnsi="Arial"/>
-          <w:sz w:val="22"/>
-          <w:szCs w:val="22"/>
-        </w:rPr>
-        <w:t xml:space="preserve">11 – Oxygène 100%</w:t>
-      </w:r>
-    </w:p>
-    <w:p>
-      <w:pPr>
-        <w:spacing w:after="0"/>
-        <w:ind w:left="820" w:hanging="420"/>
-      </w:pPr>
-      <w:r>
-        <w:rPr>
-          <w:rFonts w:ascii="Arial" w:cs="Arial" w:eastAsia="Arial" w:hAnsi="Arial"/>
-          <w:sz w:val="22"/>
-          <w:szCs w:val="22"/>
-        </w:rPr>
-        <w:t xml:space="preserve">12 – Verrière ouverte</w:t>
+        <w:t xml:space="preserve">1 - Faire mettre les cales</w:t>
+      </w:r>
+    </w:p>
+    <w:p>
+      <w:pPr>
+        <w:spacing w:after="0"/>
+        <w:ind w:left="820" w:hanging="420"/>
+      </w:pPr>
+      <w:r>
+        <w:rPr>
+          <w:rFonts w:ascii="Arial" w:cs="Arial" w:eastAsia="Arial" w:hAnsi="Arial"/>
+          <w:sz w:val="22"/>
+          <w:szCs w:val="22"/>
+        </w:rPr>
+        <w:t xml:space="preserve">2 - Régime réacteurs sur 10 000 tr/mn pendant 30 secondes</w:t>
+      </w:r>
+    </w:p>
+    <w:p>
+      <w:pPr>
+        <w:spacing w:after="0"/>
+        <w:ind w:left="820" w:hanging="420"/>
+      </w:pPr>
+      <w:r>
+        <w:rPr>
+          <w:rFonts w:ascii="Arial" w:cs="Arial" w:eastAsia="Arial" w:hAnsi="Arial"/>
+          <w:sz w:val="22"/>
+          <w:szCs w:val="22"/>
+        </w:rPr>
+        <w:t xml:space="preserve">3 - Contacts vol de nuit coupés</w:t>
+      </w:r>
+    </w:p>
+    <w:p>
+      <w:pPr>
+        <w:spacing w:after="0"/>
+        <w:ind w:left="820" w:hanging="420"/>
+      </w:pPr>
+      <w:r>
+        <w:rPr>
+          <w:rFonts w:ascii="Arial" w:cs="Arial" w:eastAsia="Arial" w:hAnsi="Arial"/>
+          <w:sz w:val="22"/>
+          <w:szCs w:val="22"/>
+        </w:rPr>
+        <w:t xml:space="preserve">4 - Gyro-compas sur arrêt</w:t>
+      </w:r>
+    </w:p>
+    <w:p>
+      <w:pPr>
+        <w:spacing w:after="0"/>
+        <w:ind w:left="820" w:hanging="420"/>
+      </w:pPr>
+      <w:r>
+        <w:rPr>
+          <w:rFonts w:ascii="Arial" w:cs="Arial" w:eastAsia="Arial" w:hAnsi="Arial"/>
+          <w:sz w:val="22"/>
+          <w:szCs w:val="22"/>
+        </w:rPr>
+        <w:t xml:space="preserve">5 - Réchauffage anémo sur arrêt</w:t>
+      </w:r>
+    </w:p>
+    <w:p>
+      <w:pPr>
+        <w:spacing w:after="0"/>
+        <w:ind w:left="820" w:hanging="420"/>
+      </w:pPr>
+      <w:r>
+        <w:rPr>
+          <w:rFonts w:ascii="Arial" w:cs="Arial" w:eastAsia="Arial" w:hAnsi="Arial"/>
+          <w:sz w:val="22"/>
+          <w:szCs w:val="22"/>
+        </w:rPr>
+        <w:t xml:space="preserve">6 - Horizon sur arrêt</w:t>
+      </w:r>
+    </w:p>
+    <w:p>
+      <w:pPr>
+        <w:spacing w:after="0"/>
+        <w:ind w:left="820" w:hanging="420"/>
+      </w:pPr>
+      <w:r>
+        <w:rPr>
+          <w:rFonts w:ascii="Arial" w:cs="Arial" w:eastAsia="Arial" w:hAnsi="Arial"/>
+          <w:sz w:val="22"/>
+          <w:szCs w:val="22"/>
+        </w:rPr>
+        <w:t xml:space="preserve">7 - Viseur sur arrêt</w:t>
+      </w:r>
+    </w:p>
+    <w:p>
+      <w:pPr>
+        <w:spacing w:after="0"/>
+        <w:ind w:left="820" w:hanging="420"/>
+      </w:pPr>
+      <w:r>
+        <w:rPr>
+          <w:rFonts w:ascii="Arial" w:cs="Arial" w:eastAsia="Arial" w:hAnsi="Arial"/>
+          <w:sz w:val="22"/>
+          <w:szCs w:val="22"/>
+        </w:rPr>
+        <w:t xml:space="preserve">8 - VHF - T.B. - Balises coupées</w:t>
+      </w:r>
+    </w:p>
+    <w:p>
+      <w:pPr>
+        <w:spacing w:after="0"/>
+        <w:ind w:left="820" w:hanging="420"/>
+      </w:pPr>
+      <w:r>
+        <w:rPr>
+          <w:rFonts w:ascii="Arial" w:cs="Arial" w:eastAsia="Arial" w:hAnsi="Arial"/>
+          <w:sz w:val="22"/>
+          <w:szCs w:val="22"/>
+        </w:rPr>
+        <w:t xml:space="preserve">9 - Couper robinets carburant du réacteur droit - Quand le régime tombe à 5000 tr/mn, couper le robinet carburant du réacteur gauche.</w:t>
+      </w:r>
+    </w:p>
+    <w:p>
+      <w:pPr>
+        <w:spacing w:after="0"/>
+        <w:ind w:left="820" w:hanging="420"/>
+      </w:pPr>
+      <w:r>
+        <w:rPr>
+          <w:rFonts w:ascii="Arial" w:cs="Arial" w:eastAsia="Arial" w:hAnsi="Arial"/>
+          <w:sz w:val="22"/>
+          <w:szCs w:val="22"/>
+        </w:rPr>
+        <w:t xml:space="preserve">10 - Contact batterie coupé</w:t>
+      </w:r>
+    </w:p>
+    <w:p>
+      <w:pPr>
+        <w:spacing w:after="0"/>
+        <w:ind w:left="820" w:hanging="420"/>
+      </w:pPr>
+      <w:r>
+        <w:rPr>
+          <w:rFonts w:ascii="Arial" w:cs="Arial" w:eastAsia="Arial" w:hAnsi="Arial"/>
+          <w:sz w:val="22"/>
+          <w:szCs w:val="22"/>
+        </w:rPr>
+        <w:t xml:space="preserve">11 - Oxygène 100%</w:t>
+      </w:r>
+    </w:p>
+    <w:p>
+      <w:pPr>
+        <w:spacing w:after="0"/>
+        <w:ind w:left="820" w:hanging="420"/>
+      </w:pPr>
+      <w:r>
+        <w:rPr>
+          <w:rFonts w:ascii="Arial" w:cs="Arial" w:eastAsia="Arial" w:hAnsi="Arial"/>
+          <w:sz w:val="22"/>
+          <w:szCs w:val="22"/>
+        </w:rPr>
+        <w:t xml:space="preserve">12 - Verrière ouverte</w:t>
       </w:r>
     </w:p>
     <w:p>
@@ -7558,7 +7558,7 @@
           <w:sz w:val="22"/>
           <w:szCs w:val="22"/>
         </w:rPr>
-        <w:t xml:space="preserve">Capacités — Petits bidons = 980 l</w:t>
+        <w:t xml:space="preserve">Capacités - Petits bidons = 980 l</w:t>
       </w:r>
     </w:p>
     <w:p>
@@ -7572,7 +7572,7 @@
           <w:sz w:val="22"/>
           <w:szCs w:val="22"/>
         </w:rPr>
-        <w:t xml:space="preserve">— Gros bidons = 1190 l</w:t>
+        <w:t xml:space="preserve">- Gros bidons = 1190 l</w:t>
       </w:r>
     </w:p>
     <w:p>
@@ -7723,7 +7723,7 @@
           <w:sz w:val="20"/>
           <w:szCs w:val="20"/>
         </w:rPr>
-        <w:t xml:space="preserve">— FIN DE LA SECTION II (CHAPITRE II) —</w:t>
+        <w:t xml:space="preserve">- FIN DE LA SECTION II (CHAPITRE II) -</w:t>
       </w:r>
     </w:p>
     <w:sectPr>
